--- a/metaanalysis/paper/split/02_body.docx
+++ b/metaanalysis/paper/split/02_body.docx
@@ -2757,7 +2757,7 @@
           <w:rFonts w:ascii="Times New Roman" w:hAnsi="Times New Roman" w:eastAsia="Times New Roman"/>
           <w:sz w:val="24"/>
         </w:rPr>
-        <w:t>All quantitative analyses were performed in R (version ≥ 4.3.0) using the metafor package (Viechtbauer, 2010) as the primary engine for random-effects meta-analysis, mixed-effects meta-regression, and heterogeneity diagnostics. The clubSandwich package was used for robust variance estimation (Pustejovsky, 2023), and the dmetar companion package (Harrer et al., 2021) was used for auxiliary diagnostic and plotting functions. Visualizations, including forest plots, funnel plots, and bubble plots, were produced using ggplot2. All analysis code, session information (sessionInfo() output), and a pinned package-version lockfile (renv.lock) are deposited on the associated OSF project (https://osf.io/79m5j/), in the 06_analysis component. Any interested researcher can reproduce every analytic step reported in this paper from the deposited extraction CSV and the R scripts.</w:t>
+        <w:t>All quantitative analyses were performed in R (version ≥ 4.3.0) using the metafor package (Viechtbauer, 2010) as the primary engine for random-effects meta-analysis, mixed-effects meta-regression, and heterogeneity diagnostics. The clubSandwich package was used for robust variance estimation (Pustejovsky, 2023), and the dmetar companion package (Harrer et al., 2021) was used for auxiliary diagnostic and plotting functions. Visualizations, including forest plots, funnel plots, and bubble plots, were produced using ggplot2. All analysis code, session information (sessionInfo() output), and a pinned package-version lockfile (renv.lock) are deposited on the associated OSF project (https://doi.org/10.17605/OSF.IO/79M5J), specifically in the 06_analysis component (https://doi.org/10.17605/OSF.IO/Q4XKB). Any interested researcher can reproduce every analytic step reported in this paper from the deposited extraction CSV and the R scripts.</w:t>
       </w:r>
     </w:p>
     <w:p>

--- a/metaanalysis/paper/split/02_body.docx
+++ b/metaanalysis/paper/split/02_body.docx
@@ -20,7 +20,7 @@
           <w:rFonts w:ascii="Times New Roman" w:hAnsi="Times New Roman" w:eastAsia="Times New Roman"/>
           <w:sz w:val="24"/>
         </w:rPr>
-        <w:t xml:space="preserve">Academic achievement in online learning environments has become a central concern for post-secondary education following the global shift toward digital instruction, yet existing meta-analyses of Big Five personality traits and academic performance have pooled samples across face-to-face, blended, and online modalities without testing delivery mode as a substantive moderator. The present systematic review and meta-analysis is the first quantitative synthesis dedicated to online learning environments. The review was pre-registered on OSF Registries (DOI: 10.17605/OSF.IO/E5W47) prior to data extraction. Following PRISMA 2020 reporting standards, 31 primary studies reporting associations between Big Five (or HEXACO) personality traits and academic achievement in online, blended, or MOOC environments were synthesized. Effect sizes were pooled using random-effects meta-analysis with Restricted Maximum Likelihood estimation and Hartung-Knapp-Sidik-Jonkman confidence-interval adjustment on the Fisher </w:t>
+        <w:t xml:space="preserve">Academic achievement in online learning environments has become a central concern for post-secondary education following the global shift toward digital instruction, yet existing meta-analyses of Big Five personality traits and academic performance have pooled samples across face-to-face, blended, and online modalities without testing delivery mode as a substantive moderator. The present systematic review and meta-analysis is the first quantitative synthesis dedicated to online learning environments. The review was pre-registered prior to data extraction. Following PRISMA 2020 reporting standards, 31 primary studies reporting associations between Big Five (or HEXACO) personality traits and academic achievement in online, blended, or MOOC environments were synthesized. Effect sizes were pooled using random-effects meta-analysis with Restricted Maximum Likelihood estimation and Hartung-Knapp-Sidik-Jonkman confidence-interval adjustment on the Fisher </w:t>
       </w:r>
       <w:r>
         <w:rPr>

--- a/metaanalysis/paper/split/02_body.docx
+++ b/metaanalysis/paper/split/02_body.docx
@@ -20,7 +20,22 @@
           <w:rFonts w:ascii="Times New Roman" w:hAnsi="Times New Roman" w:eastAsia="Times New Roman"/>
           <w:sz w:val="24"/>
         </w:rPr>
-        <w:t xml:space="preserve">Academic achievement in online learning environments has become a central concern for post-secondary education following the global shift toward digital instruction, yet existing meta-analyses of Big Five personality traits and academic performance have pooled samples across face-to-face, blended, and online modalities without testing delivery mode as a substantive moderator. The present systematic review and meta-analysis is the first quantitative synthesis dedicated to online learning environments. The review was pre-registered prior to data extraction. Following PRISMA 2020 reporting standards, 31 primary studies reporting associations between Big Five (or HEXACO) personality traits and academic achievement in online, blended, or MOOC environments were synthesized. Effect sizes were pooled using random-effects meta-analysis with Restricted Maximum Likelihood estimation and Hartung-Knapp-Sidik-Jonkman confidence-interval adjustment on the Fisher </w:t>
+        <w:t xml:space="preserve">Existing meta-analyses of Big Five personality traits and academic achievement have pooled face-to-face, blended, and online samples without testing delivery mode as a moderator. This pre-registered systematic review and meta-analysis is the first quantitative synthesis dedicated to online learning environments. Following PRISMA 2020 standards, 31 primary studies reporting Big Five (or HEXACO) personality and academic achievement in online, blended, or MOOC environments were synthesized. Ten studies (pooled </w:t>
+      </w:r>
+      <w:r>
+        <w:rPr>
+          <w:rFonts w:ascii="Times New Roman" w:hAnsi="Times New Roman" w:eastAsia="Times New Roman"/>
+          <w:i/>
+          <w:sz w:val="24"/>
+        </w:rPr>
+        <w:t>N</w:t>
+      </w:r>
+      <w:r>
+        <w:rPr>
+          <w:rFonts w:ascii="Times New Roman" w:hAnsi="Times New Roman" w:eastAsia="Times New Roman"/>
+          <w:sz w:val="24"/>
+        </w:rPr>
+        <w:t xml:space="preserve"> = 3,384) contributed direct Pearson correlations to the primary achievement pool, analysed with random-effects meta-analysis using Hartung-Knapp-Sidik-Jonkman adjustment on the Fisher </w:t>
       </w:r>
       <w:r>
         <w:rPr>
@@ -35,22 +50,7 @@
           <w:rFonts w:ascii="Times New Roman" w:hAnsi="Times New Roman" w:eastAsia="Times New Roman"/>
           <w:sz w:val="24"/>
         </w:rPr>
-        <w:t xml:space="preserve"> scale. Ten studies (pooled </w:t>
-      </w:r>
-      <w:r>
-        <w:rPr>
-          <w:rFonts w:ascii="Times New Roman" w:hAnsi="Times New Roman" w:eastAsia="Times New Roman"/>
-          <w:i/>
-          <w:sz w:val="24"/>
-        </w:rPr>
-        <w:t>N</w:t>
-      </w:r>
-      <w:r>
-        <w:rPr>
-          <w:rFonts w:ascii="Times New Roman" w:hAnsi="Times New Roman" w:eastAsia="Times New Roman"/>
-          <w:sz w:val="24"/>
-        </w:rPr>
-        <w:t xml:space="preserve"> = 3,384) contributed direct Pearson correlations to the primary achievement pool. Conscientiousness emerged as the strongest positive predictor (pooled </w:t>
+        <w:t xml:space="preserve"> scale. Conscientiousness was the strongest predictor (pooled </w:t>
       </w:r>
       <w:r>
         <w:rPr>
@@ -125,7 +125,7 @@
           <w:rFonts w:ascii="Times New Roman" w:hAnsi="Times New Roman" w:eastAsia="Times New Roman"/>
           <w:sz w:val="24"/>
         </w:rPr>
-        <w:t xml:space="preserve"> = .018 [−.079, .114]), and Extraversion (</w:t>
+        <w:t xml:space="preserve"> = .018), and Extraversion (</w:t>
       </w:r>
       <w:r>
         <w:rPr>
@@ -140,7 +140,7 @@
           <w:rFonts w:ascii="Times New Roman" w:hAnsi="Times New Roman" w:eastAsia="Times New Roman"/>
           <w:sz w:val="24"/>
         </w:rPr>
-        <w:t xml:space="preserve"> = .002 [−.076, .080]). Two pre-registered moderator effects were highly significant: Extraversion × Region (Asian samples </w:t>
+        <w:t xml:space="preserve"> = .002). Two pre-registered moderator effects were highly significant: Extraversion × Region (Asian samples </w:t>
       </w:r>
       <w:r>
         <w:rPr>
@@ -260,22 +260,7 @@
           <w:rFonts w:ascii="Times New Roman" w:hAnsi="Times New Roman" w:eastAsia="Times New Roman"/>
           <w:sz w:val="24"/>
         </w:rPr>
-        <w:t xml:space="preserve"> &lt; .001). The findings provide preliminary support for the Personality-Achievement Saturation Hypothesis (PASH) extended to technology-mediated learning and document novel cultural- and outcome-type-dependent shifts in the Extraversion-achievement association. Confidence in pooled estimates (GRADE) ranged from Moderate (Conscientiousness, Extraversion) to Low (Openness, Agreeableness, Neuroticism). Limitations include the modest </w:t>
-      </w:r>
-      <w:r>
-        <w:rPr>
-          <w:rFonts w:ascii="Times New Roman" w:hAnsi="Times New Roman" w:eastAsia="Times New Roman"/>
-          <w:i/>
-          <w:sz w:val="24"/>
-        </w:rPr>
-        <w:t>k</w:t>
-      </w:r>
-      <w:r>
-        <w:rPr>
-          <w:rFonts w:ascii="Times New Roman" w:hAnsi="Times New Roman" w:eastAsia="Times New Roman"/>
-          <w:sz w:val="24"/>
-        </w:rPr>
-        <w:t xml:space="preserve"> (9–10 studies per trait) and the use of web-based rather than institutionally-licensed database searches. Online learning environments modify, but do not fundamentally transform, the well-established personality-achievement pattern; the most theoretically important divergences concern Extraversion and are structured by cultural context and outcome methodology.</w:t>
+        <w:t xml:space="preserve"> &lt; .001). Findings provide preliminary support for the Personality-Achievement Saturation Hypothesis extended to technology-mediated learning and document novel cultural- and outcome-type-dependent shifts in the Extraversion-achievement link. GRADE confidence ranged from Moderate (Conscientiousness, Extraversion) to Low (Openness, Agreeableness, Neuroticism). Online learning modifies, but does not fundamentally transform, the established personality-achievement pattern; the most theoretically important divergences concern Extraversion and are structured by cultural context and outcome methodology.</w:t>
       </w:r>
     </w:p>
     <w:p>
@@ -292,7 +277,7 @@
           <w:rFonts w:ascii="Times New Roman" w:hAnsi="Times New Roman" w:eastAsia="Times New Roman"/>
           <w:sz w:val="24"/>
         </w:rPr>
-        <w:t>Keywords: Big Five; Five-Factor Model; HEXACO; online learning; e-learning; MOOC; academic achievement; meta-analysis; systematic review; PRISMA</w:t>
+        <w:t>Keywords: Big Five, Five-Factor Model, HEXACO, online learning, e-learning, MOOC, academic achievement, meta-analysis, systematic review, PRISMA</w:t>
       </w:r>
     </w:p>
     <w:p>

--- a/metaanalysis/paper/split/02_body.docx
+++ b/metaanalysis/paper/split/02_body.docx
@@ -20,7 +20,7 @@
           <w:rFonts w:ascii="Times New Roman" w:hAnsi="Times New Roman" w:eastAsia="Times New Roman"/>
           <w:sz w:val="24"/>
         </w:rPr>
-        <w:t xml:space="preserve">Existing meta-analyses of Big Five personality traits and academic achievement have pooled face-to-face, blended, and online samples without testing delivery mode as a moderator. This pre-registered systematic review and meta-analysis is the first quantitative synthesis dedicated to online learning environments. Following PRISMA 2020 standards, 31 primary studies reporting Big Five (or HEXACO) personality and academic achievement in online, blended, or MOOC environments were synthesized. Ten studies (pooled </w:t>
+        <w:t xml:space="preserve">Existing meta-analyses of Big Five personality traits and academic achievement have pooled face-to-face, blended, and online samples without testing delivery mode as a moderator. This pre-registered systematic review and meta-analysis is the first quantitative synthesis dedicated to online learning environments. Following PRISMA 2020 standards, 31 primary studies reporting Big Five personality and academic achievement in online, blended, or MOOC environments were synthesized. Ten studies (pooled </w:t>
       </w:r>
       <w:r>
         <w:rPr>
@@ -277,7 +277,7 @@
           <w:rFonts w:ascii="Times New Roman" w:hAnsi="Times New Roman" w:eastAsia="Times New Roman"/>
           <w:sz w:val="24"/>
         </w:rPr>
-        <w:t>Keywords: Big Five, Five-Factor Model, HEXACO, online learning, e-learning, MOOC, academic achievement, meta-analysis, systematic review, PRISMA</w:t>
+        <w:t>Keywords: Big Five, Five-Factor Model, online learning, e-learning, MOOC, academic achievement, meta-analysis, systematic review, PRISMA</w:t>
       </w:r>
     </w:p>
     <w:p>

--- a/metaanalysis/paper/split/02_body.docx
+++ b/metaanalysis/paper/split/02_body.docx
@@ -2540,7 +2540,7 @@
           <w:rFonts w:ascii="Times New Roman" w:hAnsi="Times New Roman" w:eastAsia="Times New Roman"/>
           <w:sz w:val="24"/>
         </w:rPr>
-        <w:t xml:space="preserve"> = .144 in Rivers, 2021), and β-converted studies. Consistent with McAbee and Oswald (2013), the short-form Mini-IPIP and TIPI produced the smallest magnitudes, but the k-per-instrument was insufficient for inferential testing. (b) Publication year: the eligible studies spanned 2003 to 2025, with concentration in 2020–2023. A scatter-plot inspection of year vs. effect size (not reported) indicated no systematic trend. (c) Log-sample size: studies with </w:t>
+        <w:t xml:space="preserve"> = .144 in Rivers, 2021), and β-converted studies. Consistent with McAbee and Oswald (2013), the short-form Mini-IPIP and TIPI produced the smallest magnitudes, but the k-per-instrument was insufficient for inferential testing. (b) Publication year: the eligible studies spanned 2003 to 2025, with concentration in 2020–2023. A scatter-plot inspection of year vs. effect size (not reported) indicated no systematic trend. (c) Log-sample size: larger studies (Wang 2023 </w:t>
       </w:r>
       <w:r>
         <w:rPr>
@@ -2555,7 +2555,7 @@
           <w:rFonts w:ascii="Times New Roman" w:hAnsi="Times New Roman" w:eastAsia="Times New Roman"/>
           <w:sz w:val="24"/>
         </w:rPr>
-        <w:t xml:space="preserve"> &gt; 500 (Wang 2023 </w:t>
+        <w:t xml:space="preserve"> = 1,625; Yu 2021 </w:t>
       </w:r>
       <w:r>
         <w:rPr>
@@ -2570,7 +2570,7 @@
           <w:rFonts w:ascii="Times New Roman" w:hAnsi="Times New Roman" w:eastAsia="Times New Roman"/>
           <w:sz w:val="24"/>
         </w:rPr>
-        <w:t xml:space="preserve"> = 1,625; Yu 2021 </w:t>
+        <w:t xml:space="preserve"> = 1,152; Bahçekapılı &amp; Karaman 2020 </w:t>
       </w:r>
       <w:r>
         <w:rPr>
@@ -2585,7 +2585,7 @@
           <w:rFonts w:ascii="Times New Roman" w:hAnsi="Times New Roman" w:eastAsia="Times New Roman"/>
           <w:sz w:val="24"/>
         </w:rPr>
-        <w:t xml:space="preserve"> = 1,152; Alkış &amp; Temizel 2018 </w:t>
+        <w:t xml:space="preserve"> = 525; Alkış &amp; Taşkaya Temizel 2018 online subsample </w:t>
       </w:r>
       <w:r>
         <w:rPr>
@@ -2600,7 +2600,7 @@
           <w:rFonts w:ascii="Times New Roman" w:hAnsi="Times New Roman" w:eastAsia="Times New Roman"/>
           <w:sz w:val="24"/>
         </w:rPr>
-        <w:t xml:space="preserve"> = 316 online subset; Bahçekapılı &amp; Karaman 2020 </w:t>
+        <w:t xml:space="preserve"> = 189; Kaspar et al. 2023 </w:t>
       </w:r>
       <w:r>
         <w:rPr>
@@ -2615,7 +2615,7 @@
           <w:rFonts w:ascii="Times New Roman" w:hAnsi="Times New Roman" w:eastAsia="Times New Roman"/>
           <w:sz w:val="24"/>
         </w:rPr>
-        <w:t xml:space="preserve"> = 525; Kaspar et al. 2023 </w:t>
+        <w:t xml:space="preserve"> = 413; Quigley et al. 2022 </w:t>
       </w:r>
       <w:r>
         <w:rPr>
@@ -2630,7 +2630,7 @@
           <w:rFonts w:ascii="Times New Roman" w:hAnsi="Times New Roman" w:eastAsia="Times New Roman"/>
           <w:sz w:val="24"/>
         </w:rPr>
-        <w:t xml:space="preserve"> = 413; Quigley et al. 2022 </w:t>
+        <w:t xml:space="preserve"> = 301; Rodrigues et al. 2024 </w:t>
       </w:r>
       <w:r>
         <w:rPr>
@@ -2645,7 +2645,7 @@
           <w:rFonts w:ascii="Times New Roman" w:hAnsi="Times New Roman" w:eastAsia="Times New Roman"/>
           <w:sz w:val="24"/>
         </w:rPr>
-        <w:t xml:space="preserve"> = 301; Rodrigues et al. 2024 </w:t>
+        <w:t xml:space="preserve"> = 260; Zheng &amp; Zheng 2023 </w:t>
       </w:r>
       <w:r>
         <w:rPr>
@@ -2660,21 +2660,6 @@
           <w:rFonts w:ascii="Times New Roman" w:hAnsi="Times New Roman" w:eastAsia="Times New Roman"/>
           <w:sz w:val="24"/>
         </w:rPr>
-        <w:t xml:space="preserve"> = 260; Zheng &amp; Zheng 2023 </w:t>
-      </w:r>
-      <w:r>
-        <w:rPr>
-          <w:rFonts w:ascii="Times New Roman" w:hAnsi="Times New Roman" w:eastAsia="Times New Roman"/>
-          <w:i/>
-          <w:sz w:val="24"/>
-        </w:rPr>
-        <w:t>N</w:t>
-      </w:r>
-      <w:r>
-        <w:rPr>
-          <w:rFonts w:ascii="Times New Roman" w:hAnsi="Times New Roman" w:eastAsia="Times New Roman"/>
-          <w:sz w:val="24"/>
-        </w:rPr>
         <w:t xml:space="preserve"> = 282) produced smaller pooled Conscientiousness estimates (</w:t>
       </w:r>
       <w:r>
@@ -2690,22 +2675,7 @@
           <w:rFonts w:ascii="Times New Roman" w:hAnsi="Times New Roman" w:eastAsia="Times New Roman"/>
           <w:sz w:val="24"/>
         </w:rPr>
-        <w:t xml:space="preserve"> ≈ .10) than studies with </w:t>
-      </w:r>
-      <w:r>
-        <w:rPr>
-          <w:rFonts w:ascii="Times New Roman" w:hAnsi="Times New Roman" w:eastAsia="Times New Roman"/>
-          <w:i/>
-          <w:sz w:val="24"/>
-        </w:rPr>
-        <w:t>N</w:t>
-      </w:r>
-      <w:r>
-        <w:rPr>
-          <w:rFonts w:ascii="Times New Roman" w:hAnsi="Times New Roman" w:eastAsia="Times New Roman"/>
-          <w:sz w:val="24"/>
-        </w:rPr>
-        <w:t xml:space="preserve"> &lt; 200 (</w:t>
+        <w:t xml:space="preserve"> ≈ .10) than the smallest studies in the corpus (</w:t>
       </w:r>
       <w:r>
         <w:rPr>
@@ -2773,7 +2743,7 @@
           <w:rFonts w:ascii="Times New Roman" w:hAnsi="Times New Roman" w:eastAsia="Times New Roman"/>
           <w:sz w:val="24"/>
         </w:rPr>
-        <w:t>The PRISMA 2020 flow of information through the review is summarized in Figure 1. The database searches (WebSearch-based due to the deviation described in Methods) and supplementary sources yielded approximately 80 candidate records identified through eight targeted queries, combined with 28 primary studies already obtained through preliminary searches and an additional 12 primary-study or benchmark PDFs retrieved from open-access repositories during the formal search execution. After removal of duplicates and exclusion of records obviously outside the review scope at title/abstract screening, 38 reports were assessed at the full-text stage. Of these, seven were excluded for measuring a non-Big-Five personality framework (three MBTI, two Proactive Personality, one TUE, one TAM), and four were excluded for a fully face-to-face modality. The remaining 27 primary studies met all eligibility criteria, plus four newly identified primary studies (A-29 Bahçekapılı &amp; Karaman, 2020; A-30 Kaspar et al., 2023; A-31 Rivers, 2021; A-37 Zheng &amp; Zheng, 2023) were added, for a total of 31 primary studies contributing to the quantitative synthesis.</w:t>
+        <w:t>The PRISMA 2020 flow of information through the review is summarized in Figure 1. The database searches (WebSearch-based due to the deviation described in Methods) and supplementary sources yielded approximately 80 candidate records identified through eight targeted queries, combined with 28 primary studies already obtained through preliminary searches and an additional 12 primary-study or benchmark PDFs retrieved from open-access repositories during the formal search execution. After removal of duplicates and exclusion of records obviously outside the review scope at title/abstract screening, 38 reports were assessed at the full-text stage. Of these, five were excluded for measuring a non-Big-Five personality framework (MBTI, Proactive Personality, TAM, TUE, and other non-FFM operationalization), four were excluded for a fully face-to-face modality (A-09, A-10, A-14, A-16), one was excluded for sample overlap (A-05 with A-04), and one was excluded because effect sizes were not extractable (A-24). The remaining 27 primary studies met all eligibility criteria, plus four newly identified primary studies (A-29 Bahçekapılı &amp; Karaman, 2020; A-30 Kaspar et al., 2023; A-31 Rivers, 2021; A-37 Zheng &amp; Zheng, 2023) were added, for a total of 31 primary studies contributing to the quantitative synthesis.</w:t>
       </w:r>
     </w:p>
     <w:p>
@@ -2866,7 +2836,7 @@
           <w:rFonts w:ascii="Times New Roman" w:hAnsi="Times New Roman" w:eastAsia="Times New Roman"/>
           <w:sz w:val="24"/>
         </w:rPr>
-        <w:t>The distribution of studies across learning modality was dominated by fully online modalities (27 of 31 studies), with the remainder classified as blended (A-02 has a blended subsample; reported as a separate effect size) or MOOC-specific (A-28 Yu, 2021). Within fully online, the asynchronous/synchronous distinction was explicitly reported for only 9 studies; these comprised 5 primarily asynchronous and 4 synchronous or mixed contexts. Education levels comprised K-12 (3 studies: A-10, A-25, A-26), undergraduate (22 studies), mixed undergraduate/graduate (5 studies), and graduate only (1 study: A-37 Zheng &amp; Zheng, 2023). Regional distribution, important for the pre-registered Asian-amplification moderator analysis, was as follows: Asia (13 studies; includes East Asian and Middle Eastern samples), Europe (8 studies), North America (5 studies), and Other (1 study: A-24 Tunisia). Era coding, for the era moderator, yielded 7 pre-COVID, 15 COVID-era, and 7 post-COVID or mixed-era studies; 2 studies spanned multiple eras.</w:t>
+        <w:t>The distribution of studies across learning modality was dominated by fully online modalities (27 of 31 studies), with the remainder classified as blended (A-02 has a blended subsample; reported as a separate effect size) or MOOC-specific (A-28 Yu, 2021). Within fully online, the asynchronous/synchronous distinction was explicitly reported for only 9 studies; these comprised 5 primarily asynchronous and 4 synchronous or mixed contexts. Education levels comprised K-12 (2 studies: A-25, A-26; A-10 was identified as a K-12 record but excluded as face-to-face), undergraduate (22 studies), mixed undergraduate/graduate (5 studies), and graduate only (1 study: A-37 Zheng &amp; Zheng, 2023). Regional distribution, important for the pre-registered Asian-amplification moderator analysis, was as follows: Asia (13 studies; includes East Asian and Middle Eastern samples), Europe (8 studies), North America (5 studies), and Other (1 study: A-24 Tunisia). Era coding, for the era moderator, yielded 7 pre-COVID, 15 COVID-era, and 7 post-COVID or mixed-era studies; 2 studies spanned multiple eras.</w:t>
       </w:r>
     </w:p>
     <w:p>
@@ -3648,7 +3618,7 @@
           <w:rFonts w:ascii="Times New Roman" w:hAnsi="Times New Roman" w:eastAsia="Times New Roman"/>
           <w:sz w:val="24"/>
         </w:rPr>
-        <w:t xml:space="preserve"> = .010). Primary-study signs were mixed: Rodrigues et al. (2024) and Baruth and Cohen (2022/2023) reported negative associations with satisfaction or well-being, whereas Yu (2021) reported a weakly positive association, and the β-excluded sensitivity analysis (see below) reduced the pooled </w:t>
+        <w:t xml:space="preserve"> = .010). Primary-study signs were mixed: Rodrigues et al. (2024) and Baruth and Cohen (2023) reported negative associations with satisfaction or well-being, whereas Yu (2021) reported a weakly positive association, and the β-excluded sensitivity analysis (see below) reduced the pooled </w:t>
       </w:r>
       <w:r>
         <w:rPr>
@@ -5209,7 +5179,7 @@
           <w:rFonts w:ascii="Times New Roman" w:hAnsi="Times New Roman" w:eastAsia="Times New Roman"/>
           <w:sz w:val="24"/>
         </w:rPr>
-        <w:t xml:space="preserve"> to engagement = .112) and by Israeli samples (A-12 Baruth &amp; Cohen, 2022/2023, </w:t>
+        <w:t xml:space="preserve"> to engagement = .112) and by Israeli samples (A-12 Baruth &amp; Cohen, 2023, </w:t>
       </w:r>
       <w:r>
         <w:rPr>
@@ -5372,7 +5342,7 @@
           <w:rFonts w:ascii="Times New Roman" w:hAnsi="Times New Roman" w:eastAsia="Times New Roman"/>
           <w:sz w:val="24"/>
         </w:rPr>
-        <w:t xml:space="preserve"> studies (principally Yu, 2021; Wang et al., 2023; Kaspar et al., 2023; Mustafa et al., 2022) systematically attenuate the Neuroticism effect, potentially because these studies control for multiple covariates in the </w:t>
+        <w:t xml:space="preserve"> studies (principally Yu, 2021 and Kaspar et al., 2023) systematically attenuate the Neuroticism effect, potentially because these studies control for multiple covariates in the </w:t>
       </w:r>
       <w:r>
         <w:rPr>
@@ -6033,7 +6003,7 @@
           <w:rFonts w:ascii="Times New Roman" w:hAnsi="Times New Roman" w:eastAsia="Times New Roman"/>
           <w:sz w:val="24"/>
         </w:rPr>
-        <w:t xml:space="preserve"> = [k_achievement_direct]) was at the lower bound of what is generally considered adequate for robust random-effects estimation (Borenstein et al., 2021; Jackson et al., 2010). Although the pre-specified moderator analyses were designed under the assumption of a larger corpus, the effective </w:t>
+        <w:t xml:space="preserve"> = [k_achievement_direct]) was at the lower bound of what is generally considered adequate for robust random-effects estimation (Borenstein et al., 2021). Although the pre-specified moderator analyses were designed under the assumption of a larger corpus, the effective </w:t>
       </w:r>
       <w:r>
         <w:rPr>
@@ -6293,22 +6263,22 @@
           <w:rFonts w:ascii="Times New Roman" w:hAnsi="Times New Roman" w:eastAsia="Times New Roman"/>
           <w:sz w:val="24"/>
         </w:rPr>
-        <w:t xml:space="preserve">Bahçekapılı, E., &amp; Karaman, S. (2020). A path analysis of five-factor personality traits, self-efficacy, academic locus of control and academic achievement among online students. </w:t>
-      </w:r>
-      <w:r>
-        <w:rPr>
-          <w:rFonts w:ascii="Times New Roman" w:hAnsi="Times New Roman" w:eastAsia="Times New Roman"/>
-          <w:i/>
-          <w:sz w:val="24"/>
-        </w:rPr>
-        <w:t>Knowledge Management &amp; E-Learning, 12</w:t>
-      </w:r>
-      <w:r>
-        <w:rPr>
-          <w:rFonts w:ascii="Times New Roman" w:hAnsi="Times New Roman" w:eastAsia="Times New Roman"/>
-          <w:sz w:val="24"/>
-        </w:rPr>
-        <w:t>(2), 191–208. https://doi.org/10.34105/j.kmel.2020.12.010</w:t>
+        <w:t xml:space="preserve">Audet, É. C., Levine, S. L., Metin, E., Koestner, S., &amp; Barcan, S. (2021). Zooming their way through university: Which Big 5 traits facilitated students' adjustment to online courses during the COVID-19 pandemic. </w:t>
+      </w:r>
+      <w:r>
+        <w:rPr>
+          <w:rFonts w:ascii="Times New Roman" w:hAnsi="Times New Roman" w:eastAsia="Times New Roman"/>
+          <w:i/>
+          <w:sz w:val="24"/>
+        </w:rPr>
+        <w:t>Personality and Individual Differences, 180</w:t>
+      </w:r>
+      <w:r>
+        <w:rPr>
+          <w:rFonts w:ascii="Times New Roman" w:hAnsi="Times New Roman" w:eastAsia="Times New Roman"/>
+          <w:sz w:val="24"/>
+        </w:rPr>
+        <w:t>, 110969. https://doi.org/10.1016/j.paid.2021.110969</w:t>
       </w:r>
     </w:p>
     <w:p>
@@ -6321,22 +6291,22 @@
           <w:rFonts w:ascii="Times New Roman" w:hAnsi="Times New Roman" w:eastAsia="Times New Roman"/>
           <w:sz w:val="24"/>
         </w:rPr>
-        <w:t xml:space="preserve">Borenstein, </w:t>
-      </w:r>
-      <w:r>
-        <w:rPr>
-          <w:rFonts w:ascii="Times New Roman" w:hAnsi="Times New Roman" w:eastAsia="Times New Roman"/>
-          <w:i/>
-          <w:sz w:val="24"/>
-        </w:rPr>
-        <w:t>M</w:t>
-      </w:r>
-      <w:r>
-        <w:rPr>
-          <w:rFonts w:ascii="Times New Roman" w:hAnsi="Times New Roman" w:eastAsia="Times New Roman"/>
-          <w:sz w:val="24"/>
-        </w:rPr>
-        <w:t>., Hedges, L. V., Higgins, J. P. T., &amp; Rothstein, H. R. (2009). Introduction to meta-analysis. John Wiley &amp; Sons.</w:t>
+        <w:t xml:space="preserve">Audet, É. C., Levine, S. L., Dubois, P., Koestner, S., &amp; Koestner, R. (2023). The unanticipated virtual year: How the Big 5 personality traits of openness to experience and conscientiousness impacted engagement in online classes during the COVID-19 crisis. </w:t>
+      </w:r>
+      <w:r>
+        <w:rPr>
+          <w:rFonts w:ascii="Times New Roman" w:hAnsi="Times New Roman" w:eastAsia="Times New Roman"/>
+          <w:i/>
+          <w:sz w:val="24"/>
+        </w:rPr>
+        <w:t>Journal of College Reading and Learning, 53</w:t>
+      </w:r>
+      <w:r>
+        <w:rPr>
+          <w:rFonts w:ascii="Times New Roman" w:hAnsi="Times New Roman" w:eastAsia="Times New Roman"/>
+          <w:sz w:val="24"/>
+        </w:rPr>
+        <w:t>(4), 298–315. https://doi.org/10.1080/10790195.2023.2250402</w:t>
       </w:r>
     </w:p>
     <w:p>
@@ -6349,22 +6319,22 @@
           <w:rFonts w:ascii="Times New Roman" w:hAnsi="Times New Roman" w:eastAsia="Times New Roman"/>
           <w:sz w:val="24"/>
         </w:rPr>
-        <w:t xml:space="preserve">Borenstein, </w:t>
-      </w:r>
-      <w:r>
-        <w:rPr>
-          <w:rFonts w:ascii="Times New Roman" w:hAnsi="Times New Roman" w:eastAsia="Times New Roman"/>
-          <w:i/>
-          <w:sz w:val="24"/>
-        </w:rPr>
-        <w:t>M</w:t>
-      </w:r>
-      <w:r>
-        <w:rPr>
-          <w:rFonts w:ascii="Times New Roman" w:hAnsi="Times New Roman" w:eastAsia="Times New Roman"/>
-          <w:sz w:val="24"/>
-        </w:rPr>
-        <w:t>., Hedges, L. V., Higgins, J. P. T., &amp; Rothstein, H. R. (2021). Introduction to meta-analysis (2nd ed.). John Wiley &amp; Sons.</w:t>
+        <w:t xml:space="preserve">Bahçekapılı, E., &amp; Karaman, S. (2020). A path analysis of five-factor personality traits, self-efficacy, academic locus of control and academic achievement among online students. </w:t>
+      </w:r>
+      <w:r>
+        <w:rPr>
+          <w:rFonts w:ascii="Times New Roman" w:hAnsi="Times New Roman" w:eastAsia="Times New Roman"/>
+          <w:i/>
+          <w:sz w:val="24"/>
+        </w:rPr>
+        <w:t>Knowledge Management &amp; E-Learning, 12</w:t>
+      </w:r>
+      <w:r>
+        <w:rPr>
+          <w:rFonts w:ascii="Times New Roman" w:hAnsi="Times New Roman" w:eastAsia="Times New Roman"/>
+          <w:sz w:val="24"/>
+        </w:rPr>
+        <w:t>(2), 191–208. https://doi.org/10.34105/j.kmel.2020.12.010</w:t>
       </w:r>
     </w:p>
     <w:p>
@@ -6377,22 +6347,22 @@
           <w:rFonts w:ascii="Times New Roman" w:hAnsi="Times New Roman" w:eastAsia="Times New Roman"/>
           <w:sz w:val="24"/>
         </w:rPr>
-        <w:t xml:space="preserve">Broadbent, J., &amp; Poon, W. L. (2015). Self-regulated learning strategies &amp; academic achievement in online higher education learning environments: A systematic review. </w:t>
-      </w:r>
-      <w:r>
-        <w:rPr>
-          <w:rFonts w:ascii="Times New Roman" w:hAnsi="Times New Roman" w:eastAsia="Times New Roman"/>
-          <w:i/>
-          <w:sz w:val="24"/>
-        </w:rPr>
-        <w:t>The Internet and Higher Education, 27</w:t>
-      </w:r>
-      <w:r>
-        <w:rPr>
-          <w:rFonts w:ascii="Times New Roman" w:hAnsi="Times New Roman" w:eastAsia="Times New Roman"/>
-          <w:sz w:val="24"/>
-        </w:rPr>
-        <w:t>, 1–13. https://doi.org/10.1016/j.iheduc.2015.04.007</w:t>
+        <w:t xml:space="preserve">Baruth, O., &amp; Cohen, A. (2023). Personality and satisfaction with online courses: The relation between the Big Five personality traits and satisfaction with online learning activities. </w:t>
+      </w:r>
+      <w:r>
+        <w:rPr>
+          <w:rFonts w:ascii="Times New Roman" w:hAnsi="Times New Roman" w:eastAsia="Times New Roman"/>
+          <w:i/>
+          <w:sz w:val="24"/>
+        </w:rPr>
+        <w:t>Education and Information Technologies, 28</w:t>
+      </w:r>
+      <w:r>
+        <w:rPr>
+          <w:rFonts w:ascii="Times New Roman" w:hAnsi="Times New Roman" w:eastAsia="Times New Roman"/>
+          <w:sz w:val="24"/>
+        </w:rPr>
+        <w:t>, 879–904. https://doi.org/10.1007/s10639-022-11199-x</w:t>
       </w:r>
     </w:p>
     <w:p>
@@ -6405,22 +6375,22 @@
           <w:rFonts w:ascii="Times New Roman" w:hAnsi="Times New Roman" w:eastAsia="Times New Roman"/>
           <w:sz w:val="24"/>
         </w:rPr>
-        <w:t xml:space="preserve">Chen, S., Cheung, A. C. K., &amp; Zeng, Z. (2025). Big Five personality traits and university students' academic performance: A meta-analysis. </w:t>
-      </w:r>
-      <w:r>
-        <w:rPr>
-          <w:rFonts w:ascii="Times New Roman" w:hAnsi="Times New Roman" w:eastAsia="Times New Roman"/>
-          <w:i/>
-          <w:sz w:val="24"/>
-        </w:rPr>
-        <w:t>Personality and Individual Differences, 240</w:t>
-      </w:r>
-      <w:r>
-        <w:rPr>
-          <w:rFonts w:ascii="Times New Roman" w:hAnsi="Times New Roman" w:eastAsia="Times New Roman"/>
-          <w:sz w:val="24"/>
-        </w:rPr>
-        <w:t>, 113163. https://doi.org/10.1016/j.paid.2025.113163</w:t>
+        <w:t xml:space="preserve">Bhattacharjee, R. R., &amp; Ramkumar, A. (2025). Effect of big five personality dimensions on the academic performance of college students. </w:t>
+      </w:r>
+      <w:r>
+        <w:rPr>
+          <w:rFonts w:ascii="Times New Roman" w:hAnsi="Times New Roman" w:eastAsia="Times New Roman"/>
+          <w:i/>
+          <w:sz w:val="24"/>
+        </w:rPr>
+        <w:t>Frontiers in Psychology, 16</w:t>
+      </w:r>
+      <w:r>
+        <w:rPr>
+          <w:rFonts w:ascii="Times New Roman" w:hAnsi="Times New Roman" w:eastAsia="Times New Roman"/>
+          <w:sz w:val="24"/>
+        </w:rPr>
+        <w:t>, 1490427. https://doi.org/10.3389/fpsyg.2025.1490427</w:t>
       </w:r>
     </w:p>
     <w:p>
@@ -6433,22 +6403,22 @@
           <w:rFonts w:ascii="Times New Roman" w:hAnsi="Times New Roman" w:eastAsia="Times New Roman"/>
           <w:sz w:val="24"/>
         </w:rPr>
-        <w:t xml:space="preserve">Cheng, S.-L., Chang, J.-C., Quilantan-Garza, K., &amp; Gutierrez, </w:t>
-      </w:r>
-      <w:r>
-        <w:rPr>
-          <w:rFonts w:ascii="Times New Roman" w:hAnsi="Times New Roman" w:eastAsia="Times New Roman"/>
-          <w:i/>
-          <w:sz w:val="24"/>
-        </w:rPr>
-        <w:t>M</w:t>
-      </w:r>
-      <w:r>
-        <w:rPr>
-          <w:rFonts w:ascii="Times New Roman" w:hAnsi="Times New Roman" w:eastAsia="Times New Roman"/>
-          <w:sz w:val="24"/>
-        </w:rPr>
-        <w:t>. L. (2023). Conscientiousness, prior experience, achievement emotions and academic procrastination in online learning environments. British Journal of Educational Technology, 54(4), 898–923. https://doi.org/10.1111/bjet.13302</w:t>
+        <w:t xml:space="preserve">Boonyapison, K., Sittironnarit, G., &amp; Rattanaumpawan, P. (2025). Association between the big five personalities and academic performance among grade 12 students at international high school in Thailand. </w:t>
+      </w:r>
+      <w:r>
+        <w:rPr>
+          <w:rFonts w:ascii="Times New Roman" w:hAnsi="Times New Roman" w:eastAsia="Times New Roman"/>
+          <w:i/>
+          <w:sz w:val="24"/>
+        </w:rPr>
+        <w:t>Scientific Reports, 15</w:t>
+      </w:r>
+      <w:r>
+        <w:rPr>
+          <w:rFonts w:ascii="Times New Roman" w:hAnsi="Times New Roman" w:eastAsia="Times New Roman"/>
+          <w:sz w:val="24"/>
+        </w:rPr>
+        <w:t>, 16484. https://doi.org/10.1038/s41598-025-01038-7</w:t>
       </w:r>
     </w:p>
     <w:p>
@@ -6461,22 +6431,22 @@
           <w:rFonts w:ascii="Times New Roman" w:hAnsi="Times New Roman" w:eastAsia="Times New Roman"/>
           <w:sz w:val="24"/>
         </w:rPr>
-        <w:t xml:space="preserve">Duval, S., &amp; Tweedie, R. (2000). Trim and fill: A simple funnel-plot-based method of testing and adjusting for publication bias in meta-analysis. </w:t>
-      </w:r>
-      <w:r>
-        <w:rPr>
-          <w:rFonts w:ascii="Times New Roman" w:hAnsi="Times New Roman" w:eastAsia="Times New Roman"/>
-          <w:i/>
-          <w:sz w:val="24"/>
-        </w:rPr>
-        <w:t>Biometrics, 56</w:t>
-      </w:r>
-      <w:r>
-        <w:rPr>
-          <w:rFonts w:ascii="Times New Roman" w:hAnsi="Times New Roman" w:eastAsia="Times New Roman"/>
-          <w:sz w:val="24"/>
-        </w:rPr>
-        <w:t>(2), 455–463. https://doi.org/10.1111/j.0006-341x.2000.00455.x</w:t>
+        <w:t xml:space="preserve">Borenstein, </w:t>
+      </w:r>
+      <w:r>
+        <w:rPr>
+          <w:rFonts w:ascii="Times New Roman" w:hAnsi="Times New Roman" w:eastAsia="Times New Roman"/>
+          <w:i/>
+          <w:sz w:val="24"/>
+        </w:rPr>
+        <w:t>M</w:t>
+      </w:r>
+      <w:r>
+        <w:rPr>
+          <w:rFonts w:ascii="Times New Roman" w:hAnsi="Times New Roman" w:eastAsia="Times New Roman"/>
+          <w:sz w:val="24"/>
+        </w:rPr>
+        <w:t>., Hedges, L. V., Higgins, J. P. T., &amp; Rothstein, H. R. (2009). Introduction to meta-analysis. John Wiley &amp; Sons.</w:t>
       </w:r>
     </w:p>
     <w:p>
@@ -6489,7 +6459,7 @@
           <w:rFonts w:ascii="Times New Roman" w:hAnsi="Times New Roman" w:eastAsia="Times New Roman"/>
           <w:sz w:val="24"/>
         </w:rPr>
-        <w:t xml:space="preserve">Egger, </w:t>
+        <w:t xml:space="preserve">Borenstein, </w:t>
       </w:r>
       <w:r>
         <w:rPr>
@@ -6504,22 +6474,7 @@
           <w:rFonts w:ascii="Times New Roman" w:hAnsi="Times New Roman" w:eastAsia="Times New Roman"/>
           <w:sz w:val="24"/>
         </w:rPr>
-        <w:t xml:space="preserve">., Davey Smith, G., Schneider, </w:t>
-      </w:r>
-      <w:r>
-        <w:rPr>
-          <w:rFonts w:ascii="Times New Roman" w:hAnsi="Times New Roman" w:eastAsia="Times New Roman"/>
-          <w:i/>
-          <w:sz w:val="24"/>
-        </w:rPr>
-        <w:t>M</w:t>
-      </w:r>
-      <w:r>
-        <w:rPr>
-          <w:rFonts w:ascii="Times New Roman" w:hAnsi="Times New Roman" w:eastAsia="Times New Roman"/>
-          <w:sz w:val="24"/>
-        </w:rPr>
-        <w:t>., &amp; Minder, C. (1997). Bias in meta-analysis detected by a simple, graphical test. BMJ, 315(7109), 629–634. https://doi.org/10.1136/bmj.315.7109.629</w:t>
+        <w:t>., Hedges, L. V., Higgins, J. P. T., &amp; Rothstein, H. R. (2021). Introduction to meta-analysis (2nd ed.). John Wiley &amp; Sons.</w:t>
       </w:r>
     </w:p>
     <w:p>
@@ -6532,22 +6487,22 @@
           <w:rFonts w:ascii="Times New Roman" w:hAnsi="Times New Roman" w:eastAsia="Times New Roman"/>
           <w:sz w:val="24"/>
         </w:rPr>
-        <w:t xml:space="preserve">Gignac, G. E., &amp; Szodorai, E. T. (2016). Effect size guidelines for individual differences researchers. </w:t>
-      </w:r>
-      <w:r>
-        <w:rPr>
-          <w:rFonts w:ascii="Times New Roman" w:hAnsi="Times New Roman" w:eastAsia="Times New Roman"/>
-          <w:i/>
-          <w:sz w:val="24"/>
-        </w:rPr>
-        <w:t>Personality and Individual Differences, 102</w:t>
-      </w:r>
-      <w:r>
-        <w:rPr>
-          <w:rFonts w:ascii="Times New Roman" w:hAnsi="Times New Roman" w:eastAsia="Times New Roman"/>
-          <w:sz w:val="24"/>
-        </w:rPr>
-        <w:t>, 74–78. https://doi.org/10.1016/j.paid.2016.06.069</w:t>
+        <w:t xml:space="preserve">Broadbent, J., &amp; Poon, W. L. (2015). Self-regulated learning strategies &amp; academic achievement in online higher education learning environments: A systematic review. </w:t>
+      </w:r>
+      <w:r>
+        <w:rPr>
+          <w:rFonts w:ascii="Times New Roman" w:hAnsi="Times New Roman" w:eastAsia="Times New Roman"/>
+          <w:i/>
+          <w:sz w:val="24"/>
+        </w:rPr>
+        <w:t>The Internet and Higher Education, 27</w:t>
+      </w:r>
+      <w:r>
+        <w:rPr>
+          <w:rFonts w:ascii="Times New Roman" w:hAnsi="Times New Roman" w:eastAsia="Times New Roman"/>
+          <w:sz w:val="24"/>
+        </w:rPr>
+        <w:t>, 1–13. https://doi.org/10.1016/j.iheduc.2015.04.007</w:t>
       </w:r>
     </w:p>
     <w:p>
@@ -6560,22 +6515,22 @@
           <w:rFonts w:ascii="Times New Roman" w:hAnsi="Times New Roman" w:eastAsia="Times New Roman"/>
           <w:sz w:val="24"/>
         </w:rPr>
-        <w:t xml:space="preserve">Harrer, </w:t>
-      </w:r>
-      <w:r>
-        <w:rPr>
-          <w:rFonts w:ascii="Times New Roman" w:hAnsi="Times New Roman" w:eastAsia="Times New Roman"/>
-          <w:i/>
-          <w:sz w:val="24"/>
-        </w:rPr>
-        <w:t>M</w:t>
-      </w:r>
-      <w:r>
-        <w:rPr>
-          <w:rFonts w:ascii="Times New Roman" w:hAnsi="Times New Roman" w:eastAsia="Times New Roman"/>
-          <w:sz w:val="24"/>
-        </w:rPr>
-        <w:t>., Cuijpers, P., Furukawa, T. A., &amp; Ebert, D. D. (2021). Doing meta-analysis with R: A hands-on guide. Chapman &amp; Hall/CRC Press.</w:t>
+        <w:t xml:space="preserve">Chen, S., Cheung, A. C. K., &amp; Zeng, Z. (2025). Big Five personality traits and university students' academic performance: A meta-analysis. </w:t>
+      </w:r>
+      <w:r>
+        <w:rPr>
+          <w:rFonts w:ascii="Times New Roman" w:hAnsi="Times New Roman" w:eastAsia="Times New Roman"/>
+          <w:i/>
+          <w:sz w:val="24"/>
+        </w:rPr>
+        <w:t>Personality and Individual Differences, 240</w:t>
+      </w:r>
+      <w:r>
+        <w:rPr>
+          <w:rFonts w:ascii="Times New Roman" w:hAnsi="Times New Roman" w:eastAsia="Times New Roman"/>
+          <w:sz w:val="24"/>
+        </w:rPr>
+        <w:t>, 113163. https://doi.org/10.1016/j.paid.2025.113163</w:t>
       </w:r>
     </w:p>
     <w:p>
@@ -6588,22 +6543,22 @@
           <w:rFonts w:ascii="Times New Roman" w:hAnsi="Times New Roman" w:eastAsia="Times New Roman"/>
           <w:sz w:val="24"/>
         </w:rPr>
-        <w:t xml:space="preserve">Hunter, E. G., Niblock, J., Barefoot, S., Miller, J., Hughes, J., Kite, L., &amp; Scarletto, E. (2025). The influence of student personality traits on satisfaction and success in online education in higher education: A systematic review. </w:t>
-      </w:r>
-      <w:r>
-        <w:rPr>
-          <w:rFonts w:ascii="Times New Roman" w:hAnsi="Times New Roman" w:eastAsia="Times New Roman"/>
-          <w:i/>
-          <w:sz w:val="24"/>
-        </w:rPr>
-        <w:t>Journal of Occupational Therapy Education, 9</w:t>
-      </w:r>
-      <w:r>
-        <w:rPr>
-          <w:rFonts w:ascii="Times New Roman" w:hAnsi="Times New Roman" w:eastAsia="Times New Roman"/>
-          <w:sz w:val="24"/>
-        </w:rPr>
-        <w:t>(2), Article 9. https://doi.org/10.26681/jote.2025.090209</w:t>
+        <w:t xml:space="preserve">Cheng, S.-L., Chang, J.-C., Quilantan-Garza, K., &amp; Gutierrez, </w:t>
+      </w:r>
+      <w:r>
+        <w:rPr>
+          <w:rFonts w:ascii="Times New Roman" w:hAnsi="Times New Roman" w:eastAsia="Times New Roman"/>
+          <w:i/>
+          <w:sz w:val="24"/>
+        </w:rPr>
+        <w:t>M</w:t>
+      </w:r>
+      <w:r>
+        <w:rPr>
+          <w:rFonts w:ascii="Times New Roman" w:hAnsi="Times New Roman" w:eastAsia="Times New Roman"/>
+          <w:sz w:val="24"/>
+        </w:rPr>
+        <w:t>. L. (2023). Conscientiousness, prior experience, achievement emotions and academic procrastination in online learning environments. British Journal of Educational Technology, 54(4), 898–923. https://doi.org/10.1111/bjet.13302</w:t>
       </w:r>
     </w:p>
     <w:p>
@@ -6616,22 +6571,22 @@
           <w:rFonts w:ascii="Times New Roman" w:hAnsi="Times New Roman" w:eastAsia="Times New Roman"/>
           <w:sz w:val="24"/>
         </w:rPr>
-        <w:t xml:space="preserve">IntHout, J., Ioannidis, J. P. A., &amp; Borm, G. </w:t>
-      </w:r>
-      <w:r>
-        <w:rPr>
-          <w:rFonts w:ascii="Times New Roman" w:hAnsi="Times New Roman" w:eastAsia="Times New Roman"/>
-          <w:i/>
-          <w:sz w:val="24"/>
-        </w:rPr>
-        <w:t>F</w:t>
-      </w:r>
-      <w:r>
-        <w:rPr>
-          <w:rFonts w:ascii="Times New Roman" w:hAnsi="Times New Roman" w:eastAsia="Times New Roman"/>
-          <w:sz w:val="24"/>
-        </w:rPr>
-        <w:t>. (2014). The Hartung-Knapp-Sidik-Jonkman method for random effects meta-analysis is straightforward and considerably outperforms the standard DerSimonian-Laird method. BMC Medical Research Methodology, 14, 25. https://doi.org/10.1186/1471-2288-14-25</w:t>
+        <w:t xml:space="preserve">Cohen, A., &amp; Baruth, O. (2017). Personality, learning, and satisfaction in fully online academic courses. </w:t>
+      </w:r>
+      <w:r>
+        <w:rPr>
+          <w:rFonts w:ascii="Times New Roman" w:hAnsi="Times New Roman" w:eastAsia="Times New Roman"/>
+          <w:i/>
+          <w:sz w:val="24"/>
+        </w:rPr>
+        <w:t>Computers in Human Behavior, 72</w:t>
+      </w:r>
+      <w:r>
+        <w:rPr>
+          <w:rFonts w:ascii="Times New Roman" w:hAnsi="Times New Roman" w:eastAsia="Times New Roman"/>
+          <w:sz w:val="24"/>
+        </w:rPr>
+        <w:t>, 1–12. https://doi.org/10.1016/j.chb.2017.02.030</w:t>
       </w:r>
     </w:p>
     <w:p>
@@ -6644,22 +6599,22 @@
           <w:rFonts w:ascii="Times New Roman" w:hAnsi="Times New Roman" w:eastAsia="Times New Roman"/>
           <w:sz w:val="24"/>
         </w:rPr>
-        <w:t xml:space="preserve">Mammadov, S. (2022). Big Five personality traits and academic performance: A meta-analysis. </w:t>
-      </w:r>
-      <w:r>
-        <w:rPr>
-          <w:rFonts w:ascii="Times New Roman" w:hAnsi="Times New Roman" w:eastAsia="Times New Roman"/>
-          <w:i/>
-          <w:sz w:val="24"/>
-        </w:rPr>
-        <w:t>Journal of Personality, 90</w:t>
-      </w:r>
-      <w:r>
-        <w:rPr>
-          <w:rFonts w:ascii="Times New Roman" w:hAnsi="Times New Roman" w:eastAsia="Times New Roman"/>
-          <w:sz w:val="24"/>
-        </w:rPr>
-        <w:t>(2), 222–255. https://doi.org/10.1111/jopy.12663</w:t>
+        <w:t xml:space="preserve">Duval, S., &amp; Tweedie, R. (2000). Trim and fill: A simple funnel-plot-based method of testing and adjusting for publication bias in meta-analysis. </w:t>
+      </w:r>
+      <w:r>
+        <w:rPr>
+          <w:rFonts w:ascii="Times New Roman" w:hAnsi="Times New Roman" w:eastAsia="Times New Roman"/>
+          <w:i/>
+          <w:sz w:val="24"/>
+        </w:rPr>
+        <w:t>Biometrics, 56</w:t>
+      </w:r>
+      <w:r>
+        <w:rPr>
+          <w:rFonts w:ascii="Times New Roman" w:hAnsi="Times New Roman" w:eastAsia="Times New Roman"/>
+          <w:sz w:val="24"/>
+        </w:rPr>
+        <w:t>(2), 455–463. https://doi.org/10.1111/j.0006-341x.2000.00455.x</w:t>
       </w:r>
     </w:p>
     <w:p>
@@ -6672,22 +6627,37 @@
           <w:rFonts w:ascii="Times New Roman" w:hAnsi="Times New Roman" w:eastAsia="Times New Roman"/>
           <w:sz w:val="24"/>
         </w:rPr>
-        <w:t xml:space="preserve">McAbee, S. T., &amp; Oswald, </w:t>
-      </w:r>
-      <w:r>
-        <w:rPr>
-          <w:rFonts w:ascii="Times New Roman" w:hAnsi="Times New Roman" w:eastAsia="Times New Roman"/>
-          <w:i/>
-          <w:sz w:val="24"/>
-        </w:rPr>
-        <w:t>F</w:t>
-      </w:r>
-      <w:r>
-        <w:rPr>
-          <w:rFonts w:ascii="Times New Roman" w:hAnsi="Times New Roman" w:eastAsia="Times New Roman"/>
-          <w:sz w:val="24"/>
-        </w:rPr>
-        <w:t>. L. (2013). The criterion-related validity of personality measures for predicting GPA: A meta-analytic validity competition. Psychological Assessment, 25(2), 532–544. https://doi.org/10.1037/a0031748</w:t>
+        <w:t xml:space="preserve">Egger, </w:t>
+      </w:r>
+      <w:r>
+        <w:rPr>
+          <w:rFonts w:ascii="Times New Roman" w:hAnsi="Times New Roman" w:eastAsia="Times New Roman"/>
+          <w:i/>
+          <w:sz w:val="24"/>
+        </w:rPr>
+        <w:t>M</w:t>
+      </w:r>
+      <w:r>
+        <w:rPr>
+          <w:rFonts w:ascii="Times New Roman" w:hAnsi="Times New Roman" w:eastAsia="Times New Roman"/>
+          <w:sz w:val="24"/>
+        </w:rPr>
+        <w:t xml:space="preserve">., Davey Smith, G., Schneider, </w:t>
+      </w:r>
+      <w:r>
+        <w:rPr>
+          <w:rFonts w:ascii="Times New Roman" w:hAnsi="Times New Roman" w:eastAsia="Times New Roman"/>
+          <w:i/>
+          <w:sz w:val="24"/>
+        </w:rPr>
+        <w:t>M</w:t>
+      </w:r>
+      <w:r>
+        <w:rPr>
+          <w:rFonts w:ascii="Times New Roman" w:hAnsi="Times New Roman" w:eastAsia="Times New Roman"/>
+          <w:sz w:val="24"/>
+        </w:rPr>
+        <w:t>., &amp; Minder, C. (1997). Bias in meta-analysis detected by a simple, graphical test. BMJ, 315(7109), 629–634. https://doi.org/10.1136/bmj.315.7109.629</w:t>
       </w:r>
     </w:p>
     <w:p>
@@ -6700,22 +6670,22 @@
           <w:rFonts w:ascii="Times New Roman" w:hAnsi="Times New Roman" w:eastAsia="Times New Roman"/>
           <w:sz w:val="24"/>
         </w:rPr>
-        <w:t xml:space="preserve">Meyer, J., Jansen, T., Hübner, </w:t>
-      </w:r>
-      <w:r>
-        <w:rPr>
-          <w:rFonts w:ascii="Times New Roman" w:hAnsi="Times New Roman" w:eastAsia="Times New Roman"/>
-          <w:i/>
-          <w:sz w:val="24"/>
-        </w:rPr>
-        <w:t>N</w:t>
-      </w:r>
-      <w:r>
-        <w:rPr>
-          <w:rFonts w:ascii="Times New Roman" w:hAnsi="Times New Roman" w:eastAsia="Times New Roman"/>
-          <w:sz w:val="24"/>
-        </w:rPr>
-        <w:t>., &amp; Lüdtke, O. (2023). Disentangling the association between the Big Five personality traits and student achievement: Meta-analytic evidence on the role of domain specificity and achievement measures. Educational Psychology Review, 35, Article 12. https://doi.org/10.1007/s10648-023-09736-2</w:t>
+        <w:t xml:space="preserve">Eilam, B., Zeidner, </w:t>
+      </w:r>
+      <w:r>
+        <w:rPr>
+          <w:rFonts w:ascii="Times New Roman" w:hAnsi="Times New Roman" w:eastAsia="Times New Roman"/>
+          <w:i/>
+          <w:sz w:val="24"/>
+        </w:rPr>
+        <w:t>M</w:t>
+      </w:r>
+      <w:r>
+        <w:rPr>
+          <w:rFonts w:ascii="Times New Roman" w:hAnsi="Times New Roman" w:eastAsia="Times New Roman"/>
+          <w:sz w:val="24"/>
+        </w:rPr>
+        <w:t>., &amp; Aharon, I. (2009). Student conscientiousness, self-regulated learning, and science achievement: An explorative field study. Psychology in the Schools, 46(5), 420–432. https://doi.org/10.1002/pits.20387</w:t>
       </w:r>
     </w:p>
     <w:p>
@@ -6728,37 +6698,22 @@
           <w:rFonts w:ascii="Times New Roman" w:hAnsi="Times New Roman" w:eastAsia="Times New Roman"/>
           <w:sz w:val="24"/>
         </w:rPr>
-        <w:t xml:space="preserve">Moher, D., Shamseer, L., Clarke, </w:t>
-      </w:r>
-      <w:r>
-        <w:rPr>
-          <w:rFonts w:ascii="Times New Roman" w:hAnsi="Times New Roman" w:eastAsia="Times New Roman"/>
-          <w:i/>
-          <w:sz w:val="24"/>
-        </w:rPr>
-        <w:t>M</w:t>
-      </w:r>
-      <w:r>
-        <w:rPr>
-          <w:rFonts w:ascii="Times New Roman" w:hAnsi="Times New Roman" w:eastAsia="Times New Roman"/>
-          <w:sz w:val="24"/>
-        </w:rPr>
-        <w:t xml:space="preserve">., Ghersi, D., Liberati, A., Petticrew, </w:t>
-      </w:r>
-      <w:r>
-        <w:rPr>
-          <w:rFonts w:ascii="Times New Roman" w:hAnsi="Times New Roman" w:eastAsia="Times New Roman"/>
-          <w:i/>
-          <w:sz w:val="24"/>
-        </w:rPr>
-        <w:t>M</w:t>
-      </w:r>
-      <w:r>
-        <w:rPr>
-          <w:rFonts w:ascii="Times New Roman" w:hAnsi="Times New Roman" w:eastAsia="Times New Roman"/>
-          <w:sz w:val="24"/>
-        </w:rPr>
-        <w:t>., Shekelle, P., Stewart, L. A., &amp; PRISMA-P Group. (2015). Preferred reporting items for systematic review and meta-analysis protocols (PRISMA-P) 2015 statement. Systematic Reviews, 4(1), 1. https://doi.org/10.1186/2046-4053-4-1</w:t>
+        <w:t xml:space="preserve">Elvers, G. C., Polzella, D. J., &amp; Graetz, K. (2003). Procrastination in online courses: Performance and attitudinal differences. </w:t>
+      </w:r>
+      <w:r>
+        <w:rPr>
+          <w:rFonts w:ascii="Times New Roman" w:hAnsi="Times New Roman" w:eastAsia="Times New Roman"/>
+          <w:i/>
+          <w:sz w:val="24"/>
+        </w:rPr>
+        <w:t>Teaching of Psychology, 30</w:t>
+      </w:r>
+      <w:r>
+        <w:rPr>
+          <w:rFonts w:ascii="Times New Roman" w:hAnsi="Times New Roman" w:eastAsia="Times New Roman"/>
+          <w:sz w:val="24"/>
+        </w:rPr>
+        <w:t>(2), 159–162. https://doi.org/10.1207/S15328023TOP3002_13</w:t>
       </w:r>
     </w:p>
     <w:p>
@@ -6771,22 +6726,22 @@
           <w:rFonts w:ascii="Times New Roman" w:hAnsi="Times New Roman" w:eastAsia="Times New Roman"/>
           <w:sz w:val="24"/>
         </w:rPr>
-        <w:t xml:space="preserve">Moola, S., Munn, Z., Tufanaru, C., Aromataris, E., Sears, K., Sfetcu, R., Currie, </w:t>
-      </w:r>
-      <w:r>
-        <w:rPr>
-          <w:rFonts w:ascii="Times New Roman" w:hAnsi="Times New Roman" w:eastAsia="Times New Roman"/>
-          <w:i/>
-          <w:sz w:val="24"/>
-        </w:rPr>
-        <w:t>M</w:t>
-      </w:r>
-      <w:r>
-        <w:rPr>
-          <w:rFonts w:ascii="Times New Roman" w:hAnsi="Times New Roman" w:eastAsia="Times New Roman"/>
-          <w:sz w:val="24"/>
-        </w:rPr>
-        <w:t>., Qureshi, R., Mattis, P., Lisy, K., &amp; Mu, P.-F. (2017). Chapter 7: Systematic reviews of etiology and risk. In E. Aromataris &amp; Z. Munn (Eds.), Joanna Briggs Institute Reviewer's Manual. The Joanna Briggs Institute.</w:t>
+        <w:t xml:space="preserve">Gignac, G. E., &amp; Szodorai, E. T. (2016). Effect size guidelines for individual differences researchers. </w:t>
+      </w:r>
+      <w:r>
+        <w:rPr>
+          <w:rFonts w:ascii="Times New Roman" w:hAnsi="Times New Roman" w:eastAsia="Times New Roman"/>
+          <w:i/>
+          <w:sz w:val="24"/>
+        </w:rPr>
+        <w:t>Personality and Individual Differences, 102</w:t>
+      </w:r>
+      <w:r>
+        <w:rPr>
+          <w:rFonts w:ascii="Times New Roman" w:hAnsi="Times New Roman" w:eastAsia="Times New Roman"/>
+          <w:sz w:val="24"/>
+        </w:rPr>
+        <w:t>, 74–78. https://doi.org/10.1016/j.paid.2016.06.069</w:t>
       </w:r>
     </w:p>
     <w:p>
@@ -6799,7 +6754,7 @@
           <w:rFonts w:ascii="Times New Roman" w:hAnsi="Times New Roman" w:eastAsia="Times New Roman"/>
           <w:sz w:val="24"/>
         </w:rPr>
-        <w:t xml:space="preserve">Page, </w:t>
+        <w:t xml:space="preserve">Harrer, </w:t>
       </w:r>
       <w:r>
         <w:rPr>
@@ -6814,82 +6769,7 @@
           <w:rFonts w:ascii="Times New Roman" w:hAnsi="Times New Roman" w:eastAsia="Times New Roman"/>
           <w:sz w:val="24"/>
         </w:rPr>
-        <w:t xml:space="preserve">. J., McKenzie, J. E., Bossuyt, P. </w:t>
-      </w:r>
-      <w:r>
-        <w:rPr>
-          <w:rFonts w:ascii="Times New Roman" w:hAnsi="Times New Roman" w:eastAsia="Times New Roman"/>
-          <w:i/>
-          <w:sz w:val="24"/>
-        </w:rPr>
-        <w:t>M</w:t>
-      </w:r>
-      <w:r>
-        <w:rPr>
-          <w:rFonts w:ascii="Times New Roman" w:hAnsi="Times New Roman" w:eastAsia="Times New Roman"/>
-          <w:sz w:val="24"/>
-        </w:rPr>
-        <w:t xml:space="preserve">., Boutron, I., Hoffmann, T. C., Mulrow, C. D., Shamseer, L., Tetzlaff, J. </w:t>
-      </w:r>
-      <w:r>
-        <w:rPr>
-          <w:rFonts w:ascii="Times New Roman" w:hAnsi="Times New Roman" w:eastAsia="Times New Roman"/>
-          <w:i/>
-          <w:sz w:val="24"/>
-        </w:rPr>
-        <w:t>M</w:t>
-      </w:r>
-      <w:r>
-        <w:rPr>
-          <w:rFonts w:ascii="Times New Roman" w:hAnsi="Times New Roman" w:eastAsia="Times New Roman"/>
-          <w:sz w:val="24"/>
-        </w:rPr>
-        <w:t xml:space="preserve">., Akl, E. A., Brennan, S. E., Chou, R., Glanville, J., Grimshaw, J. </w:t>
-      </w:r>
-      <w:r>
-        <w:rPr>
-          <w:rFonts w:ascii="Times New Roman" w:hAnsi="Times New Roman" w:eastAsia="Times New Roman"/>
-          <w:i/>
-          <w:sz w:val="24"/>
-        </w:rPr>
-        <w:t>M</w:t>
-      </w:r>
-      <w:r>
-        <w:rPr>
-          <w:rFonts w:ascii="Times New Roman" w:hAnsi="Times New Roman" w:eastAsia="Times New Roman"/>
-          <w:sz w:val="24"/>
-        </w:rPr>
-        <w:t xml:space="preserve">., Hróbjartsson, A., Lalu, </w:t>
-      </w:r>
-      <w:r>
-        <w:rPr>
-          <w:rFonts w:ascii="Times New Roman" w:hAnsi="Times New Roman" w:eastAsia="Times New Roman"/>
-          <w:i/>
-          <w:sz w:val="24"/>
-        </w:rPr>
-        <w:t>M</w:t>
-      </w:r>
-      <w:r>
-        <w:rPr>
-          <w:rFonts w:ascii="Times New Roman" w:hAnsi="Times New Roman" w:eastAsia="Times New Roman"/>
-          <w:sz w:val="24"/>
-        </w:rPr>
-        <w:t xml:space="preserve">. </w:t>
-      </w:r>
-      <w:r>
-        <w:rPr>
-          <w:rFonts w:ascii="Times New Roman" w:hAnsi="Times New Roman" w:eastAsia="Times New Roman"/>
-          <w:i/>
-          <w:sz w:val="24"/>
-        </w:rPr>
-        <w:t>M</w:t>
-      </w:r>
-      <w:r>
-        <w:rPr>
-          <w:rFonts w:ascii="Times New Roman" w:hAnsi="Times New Roman" w:eastAsia="Times New Roman"/>
-          <w:sz w:val="24"/>
-        </w:rPr>
-        <w:t>., Li, T., Loder, E. W., Mayo-Wilson, E., McDonald, S., … Moher, D. (2021). The PRISMA 2020 statement: An updated guideline for reporting systematic reviews. BMJ, 372, n71. https://doi.org/10.1136/bmj.n71</w:t>
+        <w:t>., Cuijpers, P., Furukawa, T. A., &amp; Ebert, D. D. (2021). Doing meta-analysis with R: A hands-on guide. Chapman &amp; Hall/CRC Press.</w:t>
       </w:r>
     </w:p>
     <w:p>
@@ -6902,22 +6782,37 @@
           <w:rFonts w:ascii="Times New Roman" w:hAnsi="Times New Roman" w:eastAsia="Times New Roman"/>
           <w:sz w:val="24"/>
         </w:rPr>
-        <w:t xml:space="preserve">Peterson, R. A., &amp; Brown, S. P. (2005). On the use of beta coefficients in meta-analysis. </w:t>
-      </w:r>
-      <w:r>
-        <w:rPr>
-          <w:rFonts w:ascii="Times New Roman" w:hAnsi="Times New Roman" w:eastAsia="Times New Roman"/>
-          <w:i/>
-          <w:sz w:val="24"/>
-        </w:rPr>
-        <w:t>Journal of Applied Psychology, 90</w:t>
-      </w:r>
-      <w:r>
-        <w:rPr>
-          <w:rFonts w:ascii="Times New Roman" w:hAnsi="Times New Roman" w:eastAsia="Times New Roman"/>
-          <w:sz w:val="24"/>
-        </w:rPr>
-        <w:t>(1), 175–181. https://doi.org/10.1037/0021-9010.90.1.175</w:t>
+        <w:t xml:space="preserve">Hidalgo-Fuentes, S., Martínez-Álvarez, I., Llamas-Salguero, </w:t>
+      </w:r>
+      <w:r>
+        <w:rPr>
+          <w:rFonts w:ascii="Times New Roman" w:hAnsi="Times New Roman" w:eastAsia="Times New Roman"/>
+          <w:i/>
+          <w:sz w:val="24"/>
+        </w:rPr>
+        <w:t>F</w:t>
+      </w:r>
+      <w:r>
+        <w:rPr>
+          <w:rFonts w:ascii="Times New Roman" w:hAnsi="Times New Roman" w:eastAsia="Times New Roman"/>
+          <w:sz w:val="24"/>
+        </w:rPr>
+        <w:t xml:space="preserve">., Pineda-Zelaya, I. S., Merino-Soto, C., &amp; Chans, G. </w:t>
+      </w:r>
+      <w:r>
+        <w:rPr>
+          <w:rFonts w:ascii="Times New Roman" w:hAnsi="Times New Roman" w:eastAsia="Times New Roman"/>
+          <w:i/>
+          <w:sz w:val="24"/>
+        </w:rPr>
+        <w:t>M</w:t>
+      </w:r>
+      <w:r>
+        <w:rPr>
+          <w:rFonts w:ascii="Times New Roman" w:hAnsi="Times New Roman" w:eastAsia="Times New Roman"/>
+          <w:sz w:val="24"/>
+        </w:rPr>
+        <w:t>. (2024). The role of big five traits and self-esteem on academic procrastination in Honduran and Spanish university students: A cross-cultural study. Heliyon, 10(17), e36172. https://doi.org/10.1016/j.heliyon.2024.e36172</w:t>
       </w:r>
     </w:p>
     <w:p>
@@ -6930,22 +6825,22 @@
           <w:rFonts w:ascii="Times New Roman" w:hAnsi="Times New Roman" w:eastAsia="Times New Roman"/>
           <w:sz w:val="24"/>
         </w:rPr>
-        <w:t xml:space="preserve">Poropat, A. E. (2009). A meta-analysis of the five-factor model of personality and academic performance. </w:t>
-      </w:r>
-      <w:r>
-        <w:rPr>
-          <w:rFonts w:ascii="Times New Roman" w:hAnsi="Times New Roman" w:eastAsia="Times New Roman"/>
-          <w:i/>
-          <w:sz w:val="24"/>
-        </w:rPr>
-        <w:t>Psychological Bulletin, 135</w:t>
-      </w:r>
-      <w:r>
-        <w:rPr>
-          <w:rFonts w:ascii="Times New Roman" w:hAnsi="Times New Roman" w:eastAsia="Times New Roman"/>
-          <w:sz w:val="24"/>
-        </w:rPr>
-        <w:t>(2), 322–338. https://doi.org/10.1037/a0014996</w:t>
+        <w:t xml:space="preserve">Hunter, E. G., Niblock, J., Barefoot, S., Miller, J., Hughes, J., Kite, L., &amp; Scarletto, E. (2025). The influence of student personality traits on satisfaction and success in online education in higher education: A systematic review. </w:t>
+      </w:r>
+      <w:r>
+        <w:rPr>
+          <w:rFonts w:ascii="Times New Roman" w:hAnsi="Times New Roman" w:eastAsia="Times New Roman"/>
+          <w:i/>
+          <w:sz w:val="24"/>
+        </w:rPr>
+        <w:t>Journal of Occupational Therapy Education, 9</w:t>
+      </w:r>
+      <w:r>
+        <w:rPr>
+          <w:rFonts w:ascii="Times New Roman" w:hAnsi="Times New Roman" w:eastAsia="Times New Roman"/>
+          <w:sz w:val="24"/>
+        </w:rPr>
+        <w:t>(2), Article 9. https://doi.org/10.26681/jote.2025.090209</w:t>
       </w:r>
     </w:p>
     <w:p>
@@ -6958,22 +6853,22 @@
           <w:rFonts w:ascii="Times New Roman" w:hAnsi="Times New Roman" w:eastAsia="Times New Roman"/>
           <w:sz w:val="24"/>
         </w:rPr>
-        <w:t xml:space="preserve">Pustejovsky, J. E. (2023). </w:t>
-      </w:r>
-      <w:r>
-        <w:rPr>
-          <w:rFonts w:ascii="Times New Roman" w:hAnsi="Times New Roman" w:eastAsia="Times New Roman"/>
-          <w:i/>
-          <w:sz w:val="24"/>
-        </w:rPr>
-        <w:t>clubSandwich: Cluster-robust (sandwich) variance estimators with small-sample corrections</w:t>
-      </w:r>
-      <w:r>
-        <w:rPr>
-          <w:rFonts w:ascii="Times New Roman" w:hAnsi="Times New Roman" w:eastAsia="Times New Roman"/>
-          <w:sz w:val="24"/>
-        </w:rPr>
-        <w:t xml:space="preserve"> (R package version 0.5.10) [Computer software]. https://CRAN.R-project.org/package=clubSandwich</w:t>
+        <w:t xml:space="preserve">IntHout, J., Ioannidis, J. P. A., &amp; Borm, G. </w:t>
+      </w:r>
+      <w:r>
+        <w:rPr>
+          <w:rFonts w:ascii="Times New Roman" w:hAnsi="Times New Roman" w:eastAsia="Times New Roman"/>
+          <w:i/>
+          <w:sz w:val="24"/>
+        </w:rPr>
+        <w:t>F</w:t>
+      </w:r>
+      <w:r>
+        <w:rPr>
+          <w:rFonts w:ascii="Times New Roman" w:hAnsi="Times New Roman" w:eastAsia="Times New Roman"/>
+          <w:sz w:val="24"/>
+        </w:rPr>
+        <w:t>. (2014). The Hartung-Knapp-Sidik-Jonkman method for random effects meta-analysis is straightforward and considerably outperforms the standard DerSimonian-Laird method. BMC Medical Research Methodology, 14, 25. https://doi.org/10.1186/1471-2288-14-25</w:t>
       </w:r>
     </w:p>
     <w:p>
@@ -6986,22 +6881,22 @@
           <w:rFonts w:ascii="Times New Roman" w:hAnsi="Times New Roman" w:eastAsia="Times New Roman"/>
           <w:sz w:val="24"/>
         </w:rPr>
-        <w:t xml:space="preserve">Raudenbush, S. W. (2009). Analyzing effect sizes: Random-effects models. In H. Cooper, L. V. Hedges, &amp; J. C. Valentine (Eds.), </w:t>
-      </w:r>
-      <w:r>
-        <w:rPr>
-          <w:rFonts w:ascii="Times New Roman" w:hAnsi="Times New Roman" w:eastAsia="Times New Roman"/>
-          <w:i/>
-          <w:sz w:val="24"/>
-        </w:rPr>
-        <w:t>The handbook of research synthesis and meta-analysis</w:t>
-      </w:r>
-      <w:r>
-        <w:rPr>
-          <w:rFonts w:ascii="Times New Roman" w:hAnsi="Times New Roman" w:eastAsia="Times New Roman"/>
-          <w:sz w:val="24"/>
-        </w:rPr>
-        <w:t xml:space="preserve"> (2nd ed., pp. 295–315). Russell Sage Foundation.</w:t>
+        <w:t xml:space="preserve">Kaspar, K., Burtniak, K., &amp; Rüth, </w:t>
+      </w:r>
+      <w:r>
+        <w:rPr>
+          <w:rFonts w:ascii="Times New Roman" w:hAnsi="Times New Roman" w:eastAsia="Times New Roman"/>
+          <w:i/>
+          <w:sz w:val="24"/>
+        </w:rPr>
+        <w:t>M</w:t>
+      </w:r>
+      <w:r>
+        <w:rPr>
+          <w:rFonts w:ascii="Times New Roman" w:hAnsi="Times New Roman" w:eastAsia="Times New Roman"/>
+          <w:sz w:val="24"/>
+        </w:rPr>
+        <w:t>. (2023). Online learning during the Covid-19 pandemic: How university students' perceptions, engagement, and performance are related to their personal characteristics. Current Psychology, 42, 33153–33170. https://doi.org/10.1007/s12144-023-04403-9</w:t>
       </w:r>
     </w:p>
     <w:p>
@@ -7014,22 +6909,22 @@
           <w:rFonts w:ascii="Times New Roman" w:hAnsi="Times New Roman" w:eastAsia="Times New Roman"/>
           <w:sz w:val="24"/>
         </w:rPr>
-        <w:t xml:space="preserve">Rivers, D. J. (2021). The role of personality traits and online academic self-efficacy in acceptance, actual use and achievement in Moodle. </w:t>
-      </w:r>
-      <w:r>
-        <w:rPr>
-          <w:rFonts w:ascii="Times New Roman" w:hAnsi="Times New Roman" w:eastAsia="Times New Roman"/>
-          <w:i/>
-          <w:sz w:val="24"/>
-        </w:rPr>
-        <w:t>Education and Information Technologies, 26</w:t>
-      </w:r>
-      <w:r>
-        <w:rPr>
-          <w:rFonts w:ascii="Times New Roman" w:hAnsi="Times New Roman" w:eastAsia="Times New Roman"/>
-          <w:sz w:val="24"/>
-        </w:rPr>
-        <w:t>(4), 4353–4378. https://doi.org/10.1007/s10639-021-10478-3</w:t>
+        <w:t xml:space="preserve">MacLean, K. A. (2022). </w:t>
+      </w:r>
+      <w:r>
+        <w:rPr>
+          <w:rFonts w:ascii="Times New Roman" w:hAnsi="Times New Roman" w:eastAsia="Times New Roman"/>
+          <w:i/>
+          <w:sz w:val="24"/>
+        </w:rPr>
+        <w:t>Endorsed, or just enforced? Personality and preferences for online learning during COVID-19</w:t>
+      </w:r>
+      <w:r>
+        <w:rPr>
+          <w:rFonts w:ascii="Times New Roman" w:hAnsi="Times New Roman" w:eastAsia="Times New Roman"/>
+          <w:sz w:val="24"/>
+        </w:rPr>
+        <w:t xml:space="preserve"> [Master's thesis, University of Calgary]. PRISM Repository.</w:t>
       </w:r>
     </w:p>
     <w:p>
@@ -7042,22 +6937,22 @@
           <w:rFonts w:ascii="Times New Roman" w:hAnsi="Times New Roman" w:eastAsia="Times New Roman"/>
           <w:sz w:val="24"/>
         </w:rPr>
-        <w:t xml:space="preserve">Rodrigues, J., Rose, R., &amp; Hewig, J. (2024). The relation of Big Five personality traits on academic performance, well-being and home study satisfaction in corona times. </w:t>
-      </w:r>
-      <w:r>
-        <w:rPr>
-          <w:rFonts w:ascii="Times New Roman" w:hAnsi="Times New Roman" w:eastAsia="Times New Roman"/>
-          <w:i/>
-          <w:sz w:val="24"/>
-        </w:rPr>
-        <w:t>European Journal of Investigation in Health, Psychology and Education, 14</w:t>
-      </w:r>
-      <w:r>
-        <w:rPr>
-          <w:rFonts w:ascii="Times New Roman" w:hAnsi="Times New Roman" w:eastAsia="Times New Roman"/>
-          <w:sz w:val="24"/>
-        </w:rPr>
-        <w:t>(2), 368–384. https://doi.org/10.3390/ejihpe14020025</w:t>
+        <w:t xml:space="preserve">Mammadov, S. (2022). Big Five personality traits and academic performance: A meta-analysis. </w:t>
+      </w:r>
+      <w:r>
+        <w:rPr>
+          <w:rFonts w:ascii="Times New Roman" w:hAnsi="Times New Roman" w:eastAsia="Times New Roman"/>
+          <w:i/>
+          <w:sz w:val="24"/>
+        </w:rPr>
+        <w:t>Journal of Personality, 90</w:t>
+      </w:r>
+      <w:r>
+        <w:rPr>
+          <w:rFonts w:ascii="Times New Roman" w:hAnsi="Times New Roman" w:eastAsia="Times New Roman"/>
+          <w:sz w:val="24"/>
+        </w:rPr>
+        <w:t>(2), 222–255. https://doi.org/10.1111/jopy.12663</w:t>
       </w:r>
     </w:p>
     <w:p>
@@ -7070,52 +6965,22 @@
           <w:rFonts w:ascii="Times New Roman" w:hAnsi="Times New Roman" w:eastAsia="Times New Roman"/>
           <w:sz w:val="24"/>
         </w:rPr>
-        <w:t xml:space="preserve">Schünemann, H. J., Higgins, J. P. T., Vist, G. E., Glasziou, P., Akl, E. A., Skoetz, </w:t>
-      </w:r>
-      <w:r>
-        <w:rPr>
-          <w:rFonts w:ascii="Times New Roman" w:hAnsi="Times New Roman" w:eastAsia="Times New Roman"/>
-          <w:i/>
-          <w:sz w:val="24"/>
-        </w:rPr>
-        <w:t>N</w:t>
-      </w:r>
-      <w:r>
-        <w:rPr>
-          <w:rFonts w:ascii="Times New Roman" w:hAnsi="Times New Roman" w:eastAsia="Times New Roman"/>
-          <w:sz w:val="24"/>
-        </w:rPr>
-        <w:t xml:space="preserve">., &amp; Guyatt, G. H. (2019). Chapter 14: Completing "Summary of findings" tables and grading the certainty of the evidence. In J. P. T. Higgins, J. Thomas, J. Chandler, </w:t>
-      </w:r>
-      <w:r>
-        <w:rPr>
-          <w:rFonts w:ascii="Times New Roman" w:hAnsi="Times New Roman" w:eastAsia="Times New Roman"/>
-          <w:i/>
-          <w:sz w:val="24"/>
-        </w:rPr>
-        <w:t>M</w:t>
-      </w:r>
-      <w:r>
-        <w:rPr>
-          <w:rFonts w:ascii="Times New Roman" w:hAnsi="Times New Roman" w:eastAsia="Times New Roman"/>
-          <w:sz w:val="24"/>
-        </w:rPr>
-        <w:t xml:space="preserve">. Cumpston, T. Li, </w:t>
-      </w:r>
-      <w:r>
-        <w:rPr>
-          <w:rFonts w:ascii="Times New Roman" w:hAnsi="Times New Roman" w:eastAsia="Times New Roman"/>
-          <w:i/>
-          <w:sz w:val="24"/>
-        </w:rPr>
-        <w:t>M</w:t>
-      </w:r>
-      <w:r>
-        <w:rPr>
-          <w:rFonts w:ascii="Times New Roman" w:hAnsi="Times New Roman" w:eastAsia="Times New Roman"/>
-          <w:sz w:val="24"/>
-        </w:rPr>
-        <w:t>. J. Page, &amp; V. A. Welch (Eds.), Cochrane handbook for systematic reviews of interventions (2nd ed.). John Wiley &amp; Sons.</w:t>
+        <w:t xml:space="preserve">McAbee, S. T., &amp; Oswald, </w:t>
+      </w:r>
+      <w:r>
+        <w:rPr>
+          <w:rFonts w:ascii="Times New Roman" w:hAnsi="Times New Roman" w:eastAsia="Times New Roman"/>
+          <w:i/>
+          <w:sz w:val="24"/>
+        </w:rPr>
+        <w:t>F</w:t>
+      </w:r>
+      <w:r>
+        <w:rPr>
+          <w:rFonts w:ascii="Times New Roman" w:hAnsi="Times New Roman" w:eastAsia="Times New Roman"/>
+          <w:sz w:val="24"/>
+        </w:rPr>
+        <w:t>. L. (2013). The criterion-related validity of personality measures for predicting GPA: A meta-analytic validity competition. Psychological Assessment, 25(2), 532–544. https://doi.org/10.1037/a0031748</w:t>
       </w:r>
     </w:p>
     <w:p>
@@ -7128,22 +6993,22 @@
           <w:rFonts w:ascii="Times New Roman" w:hAnsi="Times New Roman" w:eastAsia="Times New Roman"/>
           <w:sz w:val="24"/>
         </w:rPr>
-        <w:t xml:space="preserve">Simonsohn, U., Nelson, L. D., &amp; Simmons, J. P. (2014). P-curve: A key to the file-drawer. </w:t>
-      </w:r>
-      <w:r>
-        <w:rPr>
-          <w:rFonts w:ascii="Times New Roman" w:hAnsi="Times New Roman" w:eastAsia="Times New Roman"/>
-          <w:i/>
-          <w:sz w:val="24"/>
-        </w:rPr>
-        <w:t>Journal of Experimental Psychology: General, 143</w:t>
-      </w:r>
-      <w:r>
-        <w:rPr>
-          <w:rFonts w:ascii="Times New Roman" w:hAnsi="Times New Roman" w:eastAsia="Times New Roman"/>
-          <w:sz w:val="24"/>
-        </w:rPr>
-        <w:t>(2), 534–547. https://doi.org/10.1037/a0033242</w:t>
+        <w:t xml:space="preserve">Meyer, J., Jansen, T., Hübner, </w:t>
+      </w:r>
+      <w:r>
+        <w:rPr>
+          <w:rFonts w:ascii="Times New Roman" w:hAnsi="Times New Roman" w:eastAsia="Times New Roman"/>
+          <w:i/>
+          <w:sz w:val="24"/>
+        </w:rPr>
+        <w:t>N</w:t>
+      </w:r>
+      <w:r>
+        <w:rPr>
+          <w:rFonts w:ascii="Times New Roman" w:hAnsi="Times New Roman" w:eastAsia="Times New Roman"/>
+          <w:sz w:val="24"/>
+        </w:rPr>
+        <w:t>., &amp; Lüdtke, O. (2023). Disentangling the association between the Big Five personality traits and student achievement: Meta-analytic evidence on the role of domain specificity and achievement measures. Educational Psychology Review, 35, Article 12. https://doi.org/10.1007/s10648-023-09736-2</w:t>
       </w:r>
     </w:p>
     <w:p>
@@ -7156,22 +7021,37 @@
           <w:rFonts w:ascii="Times New Roman" w:hAnsi="Times New Roman" w:eastAsia="Times New Roman"/>
           <w:sz w:val="24"/>
         </w:rPr>
-        <w:t xml:space="preserve">Stajkovic, A. D., Bandura, A., Locke, E. A., Lee, D., &amp; Sergent, K. (2018). Test of three conceptual models of influence of the big five personality traits and self-efficacy on academic performance: A meta-analytic path-analysis. </w:t>
-      </w:r>
-      <w:r>
-        <w:rPr>
-          <w:rFonts w:ascii="Times New Roman" w:hAnsi="Times New Roman" w:eastAsia="Times New Roman"/>
-          <w:i/>
-          <w:sz w:val="24"/>
-        </w:rPr>
-        <w:t>Personality and Individual Differences, 120</w:t>
-      </w:r>
-      <w:r>
-        <w:rPr>
-          <w:rFonts w:ascii="Times New Roman" w:hAnsi="Times New Roman" w:eastAsia="Times New Roman"/>
-          <w:sz w:val="24"/>
-        </w:rPr>
-        <w:t>, 238–245. https://doi.org/10.1016/j.paid.2017.08.014</w:t>
+        <w:t xml:space="preserve">Moher, D., Shamseer, L., Clarke, </w:t>
+      </w:r>
+      <w:r>
+        <w:rPr>
+          <w:rFonts w:ascii="Times New Roman" w:hAnsi="Times New Roman" w:eastAsia="Times New Roman"/>
+          <w:i/>
+          <w:sz w:val="24"/>
+        </w:rPr>
+        <w:t>M</w:t>
+      </w:r>
+      <w:r>
+        <w:rPr>
+          <w:rFonts w:ascii="Times New Roman" w:hAnsi="Times New Roman" w:eastAsia="Times New Roman"/>
+          <w:sz w:val="24"/>
+        </w:rPr>
+        <w:t xml:space="preserve">., Ghersi, D., Liberati, A., Petticrew, </w:t>
+      </w:r>
+      <w:r>
+        <w:rPr>
+          <w:rFonts w:ascii="Times New Roman" w:hAnsi="Times New Roman" w:eastAsia="Times New Roman"/>
+          <w:i/>
+          <w:sz w:val="24"/>
+        </w:rPr>
+        <w:t>M</w:t>
+      </w:r>
+      <w:r>
+        <w:rPr>
+          <w:rFonts w:ascii="Times New Roman" w:hAnsi="Times New Roman" w:eastAsia="Times New Roman"/>
+          <w:sz w:val="24"/>
+        </w:rPr>
+        <w:t>., Shekelle, P., Stewart, L. A., &amp; PRISMA-P Group. (2015). Preferred reporting items for systematic review and meta-analysis protocols (PRISMA-P) 2015 statement. Systematic Reviews, 4(1), 1. https://doi.org/10.1186/2046-4053-4-1</w:t>
       </w:r>
     </w:p>
     <w:p>
@@ -7184,22 +7064,22 @@
           <w:rFonts w:ascii="Times New Roman" w:hAnsi="Times New Roman" w:eastAsia="Times New Roman"/>
           <w:sz w:val="24"/>
         </w:rPr>
-        <w:t xml:space="preserve">Tipton, E. (2015). Small sample adjustments for robust variance estimation with meta-regression. </w:t>
-      </w:r>
-      <w:r>
-        <w:rPr>
-          <w:rFonts w:ascii="Times New Roman" w:hAnsi="Times New Roman" w:eastAsia="Times New Roman"/>
-          <w:i/>
-          <w:sz w:val="24"/>
-        </w:rPr>
-        <w:t>Psychological Methods, 20</w:t>
-      </w:r>
-      <w:r>
-        <w:rPr>
-          <w:rFonts w:ascii="Times New Roman" w:hAnsi="Times New Roman" w:eastAsia="Times New Roman"/>
-          <w:sz w:val="24"/>
-        </w:rPr>
-        <w:t>(3), 375–393. https://doi.org/10.1037/met0000011</w:t>
+        <w:t xml:space="preserve">Moola, S., Munn, Z., Tufanaru, C., Aromataris, E., Sears, K., Sfetcu, R., Currie, </w:t>
+      </w:r>
+      <w:r>
+        <w:rPr>
+          <w:rFonts w:ascii="Times New Roman" w:hAnsi="Times New Roman" w:eastAsia="Times New Roman"/>
+          <w:i/>
+          <w:sz w:val="24"/>
+        </w:rPr>
+        <w:t>M</w:t>
+      </w:r>
+      <w:r>
+        <w:rPr>
+          <w:rFonts w:ascii="Times New Roman" w:hAnsi="Times New Roman" w:eastAsia="Times New Roman"/>
+          <w:sz w:val="24"/>
+        </w:rPr>
+        <w:t>., Qureshi, R., Mattis, P., Lisy, K., &amp; Mu, P.-F. (2017). Chapter 7: Systematic reviews of etiology and risk. In E. Aromataris &amp; Z. Munn (Eds.), Joanna Briggs Institute Reviewer's Manual. The Joanna Briggs Institute.</w:t>
       </w:r>
     </w:p>
     <w:p>
@@ -7212,7 +7092,22 @@
           <w:rFonts w:ascii="Times New Roman" w:hAnsi="Times New Roman" w:eastAsia="Times New Roman"/>
           <w:sz w:val="24"/>
         </w:rPr>
-        <w:t>Tokiwa, E. (2025). Big Five personality traits and online learning outcomes in Japanese high school students [Manuscript in preparation]. SUNBLAZE Co., Ltd.</w:t>
+        <w:t xml:space="preserve">Mustafa, S., Qiao, Y., Yan, X., Anwar, A., Hao, T., &amp; Rana, S. (2022). Digital students' satisfaction with and intention to use online teaching modes, role of Big Five personality traits. </w:t>
+      </w:r>
+      <w:r>
+        <w:rPr>
+          <w:rFonts w:ascii="Times New Roman" w:hAnsi="Times New Roman" w:eastAsia="Times New Roman"/>
+          <w:i/>
+          <w:sz w:val="24"/>
+        </w:rPr>
+        <w:t>Frontiers in Psychology, 13</w:t>
+      </w:r>
+      <w:r>
+        <w:rPr>
+          <w:rFonts w:ascii="Times New Roman" w:hAnsi="Times New Roman" w:eastAsia="Times New Roman"/>
+          <w:sz w:val="24"/>
+        </w:rPr>
+        <w:t>, 956281. https://doi.org/10.3389/fpsyg.2022.956281</w:t>
       </w:r>
     </w:p>
     <w:p>
@@ -7225,22 +7120,97 @@
           <w:rFonts w:ascii="Times New Roman" w:hAnsi="Times New Roman" w:eastAsia="Times New Roman"/>
           <w:sz w:val="24"/>
         </w:rPr>
-        <w:t xml:space="preserve">Vedel, A. (2014). The Big Five and tertiary academic performance: A systematic review and meta-analysis. </w:t>
-      </w:r>
-      <w:r>
-        <w:rPr>
-          <w:rFonts w:ascii="Times New Roman" w:hAnsi="Times New Roman" w:eastAsia="Times New Roman"/>
-          <w:i/>
-          <w:sz w:val="24"/>
-        </w:rPr>
-        <w:t>Personality and Individual Differences, 71</w:t>
-      </w:r>
-      <w:r>
-        <w:rPr>
-          <w:rFonts w:ascii="Times New Roman" w:hAnsi="Times New Roman" w:eastAsia="Times New Roman"/>
-          <w:sz w:val="24"/>
-        </w:rPr>
-        <w:t>, 66–76. https://doi.org/10.1016/j.paid.2014.07.011</w:t>
+        <w:t xml:space="preserve">Page, </w:t>
+      </w:r>
+      <w:r>
+        <w:rPr>
+          <w:rFonts w:ascii="Times New Roman" w:hAnsi="Times New Roman" w:eastAsia="Times New Roman"/>
+          <w:i/>
+          <w:sz w:val="24"/>
+        </w:rPr>
+        <w:t>M</w:t>
+      </w:r>
+      <w:r>
+        <w:rPr>
+          <w:rFonts w:ascii="Times New Roman" w:hAnsi="Times New Roman" w:eastAsia="Times New Roman"/>
+          <w:sz w:val="24"/>
+        </w:rPr>
+        <w:t xml:space="preserve">. J., McKenzie, J. E., Bossuyt, P. </w:t>
+      </w:r>
+      <w:r>
+        <w:rPr>
+          <w:rFonts w:ascii="Times New Roman" w:hAnsi="Times New Roman" w:eastAsia="Times New Roman"/>
+          <w:i/>
+          <w:sz w:val="24"/>
+        </w:rPr>
+        <w:t>M</w:t>
+      </w:r>
+      <w:r>
+        <w:rPr>
+          <w:rFonts w:ascii="Times New Roman" w:hAnsi="Times New Roman" w:eastAsia="Times New Roman"/>
+          <w:sz w:val="24"/>
+        </w:rPr>
+        <w:t xml:space="preserve">., Boutron, I., Hoffmann, T. C., Mulrow, C. D., Shamseer, L., Tetzlaff, J. </w:t>
+      </w:r>
+      <w:r>
+        <w:rPr>
+          <w:rFonts w:ascii="Times New Roman" w:hAnsi="Times New Roman" w:eastAsia="Times New Roman"/>
+          <w:i/>
+          <w:sz w:val="24"/>
+        </w:rPr>
+        <w:t>M</w:t>
+      </w:r>
+      <w:r>
+        <w:rPr>
+          <w:rFonts w:ascii="Times New Roman" w:hAnsi="Times New Roman" w:eastAsia="Times New Roman"/>
+          <w:sz w:val="24"/>
+        </w:rPr>
+        <w:t xml:space="preserve">., Akl, E. A., Brennan, S. E., Chou, R., Glanville, J., Grimshaw, J. </w:t>
+      </w:r>
+      <w:r>
+        <w:rPr>
+          <w:rFonts w:ascii="Times New Roman" w:hAnsi="Times New Roman" w:eastAsia="Times New Roman"/>
+          <w:i/>
+          <w:sz w:val="24"/>
+        </w:rPr>
+        <w:t>M</w:t>
+      </w:r>
+      <w:r>
+        <w:rPr>
+          <w:rFonts w:ascii="Times New Roman" w:hAnsi="Times New Roman" w:eastAsia="Times New Roman"/>
+          <w:sz w:val="24"/>
+        </w:rPr>
+        <w:t xml:space="preserve">., Hróbjartsson, A., Lalu, </w:t>
+      </w:r>
+      <w:r>
+        <w:rPr>
+          <w:rFonts w:ascii="Times New Roman" w:hAnsi="Times New Roman" w:eastAsia="Times New Roman"/>
+          <w:i/>
+          <w:sz w:val="24"/>
+        </w:rPr>
+        <w:t>M</w:t>
+      </w:r>
+      <w:r>
+        <w:rPr>
+          <w:rFonts w:ascii="Times New Roman" w:hAnsi="Times New Roman" w:eastAsia="Times New Roman"/>
+          <w:sz w:val="24"/>
+        </w:rPr>
+        <w:t xml:space="preserve">. </w:t>
+      </w:r>
+      <w:r>
+        <w:rPr>
+          <w:rFonts w:ascii="Times New Roman" w:hAnsi="Times New Roman" w:eastAsia="Times New Roman"/>
+          <w:i/>
+          <w:sz w:val="24"/>
+        </w:rPr>
+        <w:t>M</w:t>
+      </w:r>
+      <w:r>
+        <w:rPr>
+          <w:rFonts w:ascii="Times New Roman" w:hAnsi="Times New Roman" w:eastAsia="Times New Roman"/>
+          <w:sz w:val="24"/>
+        </w:rPr>
+        <w:t>., Li, T., Loder, E. W., Mayo-Wilson, E., McDonald, S., … Moher, D. (2021). The PRISMA 2020 statement: An updated guideline for reporting systematic reviews. BMJ, 372, n71. https://doi.org/10.1136/bmj.n71</w:t>
       </w:r>
     </w:p>
     <w:p>
@@ -7253,22 +7223,22 @@
           <w:rFonts w:ascii="Times New Roman" w:hAnsi="Times New Roman" w:eastAsia="Times New Roman"/>
           <w:sz w:val="24"/>
         </w:rPr>
-        <w:t xml:space="preserve">Viechtbauer, W. (2010). Conducting meta-analyses in R with the metafor package. </w:t>
-      </w:r>
-      <w:r>
-        <w:rPr>
-          <w:rFonts w:ascii="Times New Roman" w:hAnsi="Times New Roman" w:eastAsia="Times New Roman"/>
-          <w:i/>
-          <w:sz w:val="24"/>
-        </w:rPr>
-        <w:t>Journal of Statistical Software, 36</w:t>
-      </w:r>
-      <w:r>
-        <w:rPr>
-          <w:rFonts w:ascii="Times New Roman" w:hAnsi="Times New Roman" w:eastAsia="Times New Roman"/>
-          <w:sz w:val="24"/>
-        </w:rPr>
-        <w:t>(3), 1–48. https://doi.org/10.18637/jss.v036.i03</w:t>
+        <w:t xml:space="preserve">Paulhus, D. L. (1998). Interpersonal and intrapsychic adaptiveness of trait self-enhancement: A mixed blessing? </w:t>
+      </w:r>
+      <w:r>
+        <w:rPr>
+          <w:rFonts w:ascii="Times New Roman" w:hAnsi="Times New Roman" w:eastAsia="Times New Roman"/>
+          <w:i/>
+          <w:sz w:val="24"/>
+        </w:rPr>
+        <w:t>Journal of Personality and Social Psychology, 74</w:t>
+      </w:r>
+      <w:r>
+        <w:rPr>
+          <w:rFonts w:ascii="Times New Roman" w:hAnsi="Times New Roman" w:eastAsia="Times New Roman"/>
+          <w:sz w:val="24"/>
+        </w:rPr>
+        <w:t>(5), 1197–1208. https://doi.org/10.1037/0022-3514.74.5.1197</w:t>
       </w:r>
     </w:p>
     <w:p>
@@ -7281,22 +7251,22 @@
           <w:rFonts w:ascii="Times New Roman" w:hAnsi="Times New Roman" w:eastAsia="Times New Roman"/>
           <w:sz w:val="24"/>
         </w:rPr>
-        <w:t xml:space="preserve">Wang, P., Wang, </w:t>
-      </w:r>
-      <w:r>
-        <w:rPr>
-          <w:rFonts w:ascii="Times New Roman" w:hAnsi="Times New Roman" w:eastAsia="Times New Roman"/>
-          <w:i/>
-          <w:sz w:val="24"/>
-        </w:rPr>
-        <w:t>F</w:t>
-      </w:r>
-      <w:r>
-        <w:rPr>
-          <w:rFonts w:ascii="Times New Roman" w:hAnsi="Times New Roman" w:eastAsia="Times New Roman"/>
-          <w:sz w:val="24"/>
-        </w:rPr>
-        <w:t>., &amp; Li, Z. (2023). Exploring the ecosystem of K-12 online learning: An empirical study of impact mechanisms in the post-pandemic era. Frontiers in Psychology, 14, 1241477. https://doi.org/10.3389/fpsyg.2023.1241477</w:t>
+        <w:t xml:space="preserve">Peterson, R. A., &amp; Brown, S. P. (2005). On the use of beta coefficients in meta-analysis. </w:t>
+      </w:r>
+      <w:r>
+        <w:rPr>
+          <w:rFonts w:ascii="Times New Roman" w:hAnsi="Times New Roman" w:eastAsia="Times New Roman"/>
+          <w:i/>
+          <w:sz w:val="24"/>
+        </w:rPr>
+        <w:t>Journal of Applied Psychology, 90</w:t>
+      </w:r>
+      <w:r>
+        <w:rPr>
+          <w:rFonts w:ascii="Times New Roman" w:hAnsi="Times New Roman" w:eastAsia="Times New Roman"/>
+          <w:sz w:val="24"/>
+        </w:rPr>
+        <w:t>(1), 175–181. https://doi.org/10.1037/0021-9010.90.1.175</w:t>
       </w:r>
     </w:p>
     <w:p>
@@ -7309,22 +7279,22 @@
           <w:rFonts w:ascii="Times New Roman" w:hAnsi="Times New Roman" w:eastAsia="Times New Roman"/>
           <w:sz w:val="24"/>
         </w:rPr>
-        <w:t xml:space="preserve">Yu, Z. (2021). The effects of gender, educational level, and personality on online learning outcomes during the COVID-19 pandemic. </w:t>
-      </w:r>
-      <w:r>
-        <w:rPr>
-          <w:rFonts w:ascii="Times New Roman" w:hAnsi="Times New Roman" w:eastAsia="Times New Roman"/>
-          <w:i/>
-          <w:sz w:val="24"/>
-        </w:rPr>
-        <w:t>International Journal of Educational Technology in Higher Education, 18</w:t>
-      </w:r>
-      <w:r>
-        <w:rPr>
-          <w:rFonts w:ascii="Times New Roman" w:hAnsi="Times New Roman" w:eastAsia="Times New Roman"/>
-          <w:sz w:val="24"/>
-        </w:rPr>
-        <w:t>, Article 14. https://doi.org/10.1186/s41239-021-00252-3</w:t>
+        <w:t xml:space="preserve">Poropat, A. E. (2009). A meta-analysis of the five-factor model of personality and academic performance. </w:t>
+      </w:r>
+      <w:r>
+        <w:rPr>
+          <w:rFonts w:ascii="Times New Roman" w:hAnsi="Times New Roman" w:eastAsia="Times New Roman"/>
+          <w:i/>
+          <w:sz w:val="24"/>
+        </w:rPr>
+        <w:t>Psychological Bulletin, 135</w:t>
+      </w:r>
+      <w:r>
+        <w:rPr>
+          <w:rFonts w:ascii="Times New Roman" w:hAnsi="Times New Roman" w:eastAsia="Times New Roman"/>
+          <w:sz w:val="24"/>
+        </w:rPr>
+        <w:t>(2), 322–338. https://doi.org/10.1037/a0014996</w:t>
       </w:r>
     </w:p>
     <w:p>
@@ -7337,6 +7307,469 @@
           <w:rFonts w:ascii="Times New Roman" w:hAnsi="Times New Roman" w:eastAsia="Times New Roman"/>
           <w:sz w:val="24"/>
         </w:rPr>
+        <w:t xml:space="preserve">Pustejovsky, J. E. (2023). </w:t>
+      </w:r>
+      <w:r>
+        <w:rPr>
+          <w:rFonts w:ascii="Times New Roman" w:hAnsi="Times New Roman" w:eastAsia="Times New Roman"/>
+          <w:i/>
+          <w:sz w:val="24"/>
+        </w:rPr>
+        <w:t>clubSandwich: Cluster-robust (sandwich) variance estimators with small-sample corrections</w:t>
+      </w:r>
+      <w:r>
+        <w:rPr>
+          <w:rFonts w:ascii="Times New Roman" w:hAnsi="Times New Roman" w:eastAsia="Times New Roman"/>
+          <w:sz w:val="24"/>
+        </w:rPr>
+        <w:t xml:space="preserve"> (R package version 0.5.10) [Computer software]. https://CRAN.R-project.org/package=clubSandwich</w:t>
+      </w:r>
+    </w:p>
+    <w:p>
+      <w:pPr>
+        <w:spacing w:line="480" w:lineRule="auto" w:before="0" w:after="0"/>
+        <w:ind w:left="720" w:hanging="720"/>
+      </w:pPr>
+      <w:r>
+        <w:rPr>
+          <w:rFonts w:ascii="Times New Roman" w:hAnsi="Times New Roman" w:eastAsia="Times New Roman"/>
+          <w:sz w:val="24"/>
+        </w:rPr>
+        <w:t xml:space="preserve">Quigley, </w:t>
+      </w:r>
+      <w:r>
+        <w:rPr>
+          <w:rFonts w:ascii="Times New Roman" w:hAnsi="Times New Roman" w:eastAsia="Times New Roman"/>
+          <w:i/>
+          <w:sz w:val="24"/>
+        </w:rPr>
+        <w:t>M</w:t>
+      </w:r>
+      <w:r>
+        <w:rPr>
+          <w:rFonts w:ascii="Times New Roman" w:hAnsi="Times New Roman" w:eastAsia="Times New Roman"/>
+          <w:sz w:val="24"/>
+        </w:rPr>
+        <w:t>., Bradley, A., Playfoot, D., &amp; Harrad, R. (2022). Personality traits and stress perception as predictors of students' online engagement during the COVID-19 pandemic. Personality and Individual Differences, 194, 111645. https://doi.org/10.1016/j.paid.2022.111645</w:t>
+      </w:r>
+    </w:p>
+    <w:p>
+      <w:pPr>
+        <w:spacing w:line="480" w:lineRule="auto" w:before="0" w:after="0"/>
+        <w:ind w:left="720" w:hanging="720"/>
+      </w:pPr>
+      <w:r>
+        <w:rPr>
+          <w:rFonts w:ascii="Times New Roman" w:hAnsi="Times New Roman" w:eastAsia="Times New Roman"/>
+          <w:sz w:val="24"/>
+        </w:rPr>
+        <w:t xml:space="preserve">Raudenbush, S. W. (2009). Analyzing effect sizes: Random-effects models. In H. Cooper, L. V. Hedges, &amp; J. C. Valentine (Eds.), </w:t>
+      </w:r>
+      <w:r>
+        <w:rPr>
+          <w:rFonts w:ascii="Times New Roman" w:hAnsi="Times New Roman" w:eastAsia="Times New Roman"/>
+          <w:i/>
+          <w:sz w:val="24"/>
+        </w:rPr>
+        <w:t>The handbook of research synthesis and meta-analysis</w:t>
+      </w:r>
+      <w:r>
+        <w:rPr>
+          <w:rFonts w:ascii="Times New Roman" w:hAnsi="Times New Roman" w:eastAsia="Times New Roman"/>
+          <w:sz w:val="24"/>
+        </w:rPr>
+        <w:t xml:space="preserve"> (2nd ed., pp. 295–315). Russell Sage Foundation.</w:t>
+      </w:r>
+    </w:p>
+    <w:p>
+      <w:pPr>
+        <w:spacing w:line="480" w:lineRule="auto" w:before="0" w:after="0"/>
+        <w:ind w:left="720" w:hanging="720"/>
+      </w:pPr>
+      <w:r>
+        <w:rPr>
+          <w:rFonts w:ascii="Times New Roman" w:hAnsi="Times New Roman" w:eastAsia="Times New Roman"/>
+          <w:sz w:val="24"/>
+        </w:rPr>
+        <w:t xml:space="preserve">Rivers, D. J. (2021). The role of personality traits and online academic self-efficacy in acceptance, actual use and achievement in Moodle. </w:t>
+      </w:r>
+      <w:r>
+        <w:rPr>
+          <w:rFonts w:ascii="Times New Roman" w:hAnsi="Times New Roman" w:eastAsia="Times New Roman"/>
+          <w:i/>
+          <w:sz w:val="24"/>
+        </w:rPr>
+        <w:t>Education and Information Technologies, 26</w:t>
+      </w:r>
+      <w:r>
+        <w:rPr>
+          <w:rFonts w:ascii="Times New Roman" w:hAnsi="Times New Roman" w:eastAsia="Times New Roman"/>
+          <w:sz w:val="24"/>
+        </w:rPr>
+        <w:t>(4), 4353–4378. https://doi.org/10.1007/s10639-021-10478-3</w:t>
+      </w:r>
+    </w:p>
+    <w:p>
+      <w:pPr>
+        <w:spacing w:line="480" w:lineRule="auto" w:before="0" w:after="0"/>
+        <w:ind w:left="720" w:hanging="720"/>
+      </w:pPr>
+      <w:r>
+        <w:rPr>
+          <w:rFonts w:ascii="Times New Roman" w:hAnsi="Times New Roman" w:eastAsia="Times New Roman"/>
+          <w:sz w:val="24"/>
+        </w:rPr>
+        <w:t xml:space="preserve">Rodrigues, J., Rose, R., &amp; Hewig, J. (2024). The relation of Big Five personality traits on academic performance, well-being and home study satisfaction in corona times. </w:t>
+      </w:r>
+      <w:r>
+        <w:rPr>
+          <w:rFonts w:ascii="Times New Roman" w:hAnsi="Times New Roman" w:eastAsia="Times New Roman"/>
+          <w:i/>
+          <w:sz w:val="24"/>
+        </w:rPr>
+        <w:t>European Journal of Investigation in Health, Psychology and Education, 14</w:t>
+      </w:r>
+      <w:r>
+        <w:rPr>
+          <w:rFonts w:ascii="Times New Roman" w:hAnsi="Times New Roman" w:eastAsia="Times New Roman"/>
+          <w:sz w:val="24"/>
+        </w:rPr>
+        <w:t>(2), 368–384. https://doi.org/10.3390/ejihpe14020025</w:t>
+      </w:r>
+    </w:p>
+    <w:p>
+      <w:pPr>
+        <w:spacing w:line="480" w:lineRule="auto" w:before="0" w:after="0"/>
+        <w:ind w:left="720" w:hanging="720"/>
+      </w:pPr>
+      <w:r>
+        <w:rPr>
+          <w:rFonts w:ascii="Times New Roman" w:hAnsi="Times New Roman" w:eastAsia="Times New Roman"/>
+          <w:sz w:val="24"/>
+        </w:rPr>
+        <w:t xml:space="preserve">Sahinidis, A. G., &amp; Tsaknis, P. A. (2021). Exploring the relationship of the Big Five personality traits with student satisfaction with synchronous online academic learning: The case of Covid-19-induced changes. In A. Kavoura, S. Kefallonitis, &amp; P. Theodoridis (Eds.), </w:t>
+      </w:r>
+      <w:r>
+        <w:rPr>
+          <w:rFonts w:ascii="Times New Roman" w:hAnsi="Times New Roman" w:eastAsia="Times New Roman"/>
+          <w:i/>
+          <w:sz w:val="24"/>
+        </w:rPr>
+        <w:t>Strategic Innovative Marketing and Tourism</w:t>
+      </w:r>
+      <w:r>
+        <w:rPr>
+          <w:rFonts w:ascii="Times New Roman" w:hAnsi="Times New Roman" w:eastAsia="Times New Roman"/>
+          <w:sz w:val="24"/>
+        </w:rPr>
+        <w:t xml:space="preserve"> (pp. 116–130). Springer. https://doi.org/10.1007/978-3-030-66154-0_10</w:t>
+      </w:r>
+    </w:p>
+    <w:p>
+      <w:pPr>
+        <w:spacing w:line="480" w:lineRule="auto" w:before="0" w:after="0"/>
+        <w:ind w:left="720" w:hanging="720"/>
+      </w:pPr>
+      <w:r>
+        <w:rPr>
+          <w:rFonts w:ascii="Times New Roman" w:hAnsi="Times New Roman" w:eastAsia="Times New Roman"/>
+          <w:sz w:val="24"/>
+        </w:rPr>
+        <w:t xml:space="preserve">Schünemann, H. J., Higgins, J. P. T., Vist, G. E., Glasziou, P., Akl, E. A., Skoetz, </w:t>
+      </w:r>
+      <w:r>
+        <w:rPr>
+          <w:rFonts w:ascii="Times New Roman" w:hAnsi="Times New Roman" w:eastAsia="Times New Roman"/>
+          <w:i/>
+          <w:sz w:val="24"/>
+        </w:rPr>
+        <w:t>N</w:t>
+      </w:r>
+      <w:r>
+        <w:rPr>
+          <w:rFonts w:ascii="Times New Roman" w:hAnsi="Times New Roman" w:eastAsia="Times New Roman"/>
+          <w:sz w:val="24"/>
+        </w:rPr>
+        <w:t xml:space="preserve">., &amp; Guyatt, G. H. (2019). Chapter 14: Completing "Summary of findings" tables and grading the certainty of the evidence. In J. P. T. Higgins, J. Thomas, J. Chandler, </w:t>
+      </w:r>
+      <w:r>
+        <w:rPr>
+          <w:rFonts w:ascii="Times New Roman" w:hAnsi="Times New Roman" w:eastAsia="Times New Roman"/>
+          <w:i/>
+          <w:sz w:val="24"/>
+        </w:rPr>
+        <w:t>M</w:t>
+      </w:r>
+      <w:r>
+        <w:rPr>
+          <w:rFonts w:ascii="Times New Roman" w:hAnsi="Times New Roman" w:eastAsia="Times New Roman"/>
+          <w:sz w:val="24"/>
+        </w:rPr>
+        <w:t xml:space="preserve">. Cumpston, T. Li, </w:t>
+      </w:r>
+      <w:r>
+        <w:rPr>
+          <w:rFonts w:ascii="Times New Roman" w:hAnsi="Times New Roman" w:eastAsia="Times New Roman"/>
+          <w:i/>
+          <w:sz w:val="24"/>
+        </w:rPr>
+        <w:t>M</w:t>
+      </w:r>
+      <w:r>
+        <w:rPr>
+          <w:rFonts w:ascii="Times New Roman" w:hAnsi="Times New Roman" w:eastAsia="Times New Roman"/>
+          <w:sz w:val="24"/>
+        </w:rPr>
+        <w:t>. J. Page, &amp; V. A. Welch (Eds.), Cochrane handbook for systematic reviews of interventions (2nd ed.). John Wiley &amp; Sons.</w:t>
+      </w:r>
+    </w:p>
+    <w:p>
+      <w:pPr>
+        <w:spacing w:line="480" w:lineRule="auto" w:before="0" w:after="0"/>
+        <w:ind w:left="720" w:hanging="720"/>
+      </w:pPr>
+      <w:r>
+        <w:rPr>
+          <w:rFonts w:ascii="Times New Roman" w:hAnsi="Times New Roman" w:eastAsia="Times New Roman"/>
+          <w:sz w:val="24"/>
+        </w:rPr>
+        <w:t xml:space="preserve">Simonsohn, U., Nelson, L. D., &amp; Simmons, J. P. (2014). P-curve: A key to the file-drawer. </w:t>
+      </w:r>
+      <w:r>
+        <w:rPr>
+          <w:rFonts w:ascii="Times New Roman" w:hAnsi="Times New Roman" w:eastAsia="Times New Roman"/>
+          <w:i/>
+          <w:sz w:val="24"/>
+        </w:rPr>
+        <w:t>Journal of Experimental Psychology: General, 143</w:t>
+      </w:r>
+      <w:r>
+        <w:rPr>
+          <w:rFonts w:ascii="Times New Roman" w:hAnsi="Times New Roman" w:eastAsia="Times New Roman"/>
+          <w:sz w:val="24"/>
+        </w:rPr>
+        <w:t>(2), 534–547. https://doi.org/10.1037/a0033242</w:t>
+      </w:r>
+    </w:p>
+    <w:p>
+      <w:pPr>
+        <w:spacing w:line="480" w:lineRule="auto" w:before="0" w:after="0"/>
+        <w:ind w:left="720" w:hanging="720"/>
+      </w:pPr>
+      <w:r>
+        <w:rPr>
+          <w:rFonts w:ascii="Times New Roman" w:hAnsi="Times New Roman" w:eastAsia="Times New Roman"/>
+          <w:sz w:val="24"/>
+        </w:rPr>
+        <w:t xml:space="preserve">Stajkovic, A. D., Bandura, A., Locke, E. A., Lee, D., &amp; Sergent, K. (2018). Test of three conceptual models of influence of the big five personality traits and self-efficacy on academic performance: A meta-analytic path-analysis. </w:t>
+      </w:r>
+      <w:r>
+        <w:rPr>
+          <w:rFonts w:ascii="Times New Roman" w:hAnsi="Times New Roman" w:eastAsia="Times New Roman"/>
+          <w:i/>
+          <w:sz w:val="24"/>
+        </w:rPr>
+        <w:t>Personality and Individual Differences, 120</w:t>
+      </w:r>
+      <w:r>
+        <w:rPr>
+          <w:rFonts w:ascii="Times New Roman" w:hAnsi="Times New Roman" w:eastAsia="Times New Roman"/>
+          <w:sz w:val="24"/>
+        </w:rPr>
+        <w:t>, 238–245. https://doi.org/10.1016/j.paid.2017.08.014</w:t>
+      </w:r>
+    </w:p>
+    <w:p>
+      <w:pPr>
+        <w:spacing w:line="480" w:lineRule="auto" w:before="0" w:after="0"/>
+        <w:ind w:left="720" w:hanging="720"/>
+      </w:pPr>
+      <w:r>
+        <w:rPr>
+          <w:rFonts w:ascii="Times New Roman" w:hAnsi="Times New Roman" w:eastAsia="Times New Roman"/>
+          <w:sz w:val="24"/>
+        </w:rPr>
+        <w:t xml:space="preserve">Tipton, E. (2015). Small sample adjustments for robust variance estimation with meta-regression. </w:t>
+      </w:r>
+      <w:r>
+        <w:rPr>
+          <w:rFonts w:ascii="Times New Roman" w:hAnsi="Times New Roman" w:eastAsia="Times New Roman"/>
+          <w:i/>
+          <w:sz w:val="24"/>
+        </w:rPr>
+        <w:t>Psychological Methods, 20</w:t>
+      </w:r>
+      <w:r>
+        <w:rPr>
+          <w:rFonts w:ascii="Times New Roman" w:hAnsi="Times New Roman" w:eastAsia="Times New Roman"/>
+          <w:sz w:val="24"/>
+        </w:rPr>
+        <w:t>(3), 375–393. https://doi.org/10.1037/met0000011</w:t>
+      </w:r>
+    </w:p>
+    <w:p>
+      <w:pPr>
+        <w:spacing w:line="480" w:lineRule="auto" w:before="0" w:after="0"/>
+        <w:ind w:left="720" w:hanging="720"/>
+      </w:pPr>
+      <w:r>
+        <w:rPr>
+          <w:rFonts w:ascii="Times New Roman" w:hAnsi="Times New Roman" w:eastAsia="Times New Roman"/>
+          <w:sz w:val="24"/>
+        </w:rPr>
+        <w:t xml:space="preserve">Tlili, A., Sun, T., Denden, </w:t>
+      </w:r>
+      <w:r>
+        <w:rPr>
+          <w:rFonts w:ascii="Times New Roman" w:hAnsi="Times New Roman" w:eastAsia="Times New Roman"/>
+          <w:i/>
+          <w:sz w:val="24"/>
+        </w:rPr>
+        <w:t>M</w:t>
+      </w:r>
+      <w:r>
+        <w:rPr>
+          <w:rFonts w:ascii="Times New Roman" w:hAnsi="Times New Roman" w:eastAsia="Times New Roman"/>
+          <w:sz w:val="24"/>
+        </w:rPr>
+        <w:t>., Kinshuk, Graf, S., Fei, C., &amp; Wang, H. (2023). Impact of personality traits on learners' navigational behavior patterns in an online course: A lag sequential analysis approach. Frontiers in Psychology, 14, 1071985. https://doi.org/10.3389/fpsyg.2023.1071985</w:t>
+      </w:r>
+    </w:p>
+    <w:p>
+      <w:pPr>
+        <w:spacing w:line="480" w:lineRule="auto" w:before="0" w:after="0"/>
+        <w:ind w:left="720" w:hanging="720"/>
+      </w:pPr>
+      <w:r>
+        <w:rPr>
+          <w:rFonts w:ascii="Times New Roman" w:hAnsi="Times New Roman" w:eastAsia="Times New Roman"/>
+          <w:sz w:val="24"/>
+        </w:rPr>
+        <w:t>Tokiwa, E. (2025). Big Five personality traits and online learning outcomes in Japanese high school students [Manuscript in preparation]. SUNBLAZE Co., Ltd.</w:t>
+      </w:r>
+    </w:p>
+    <w:p>
+      <w:pPr>
+        <w:spacing w:line="480" w:lineRule="auto" w:before="0" w:after="0"/>
+        <w:ind w:left="720" w:hanging="720"/>
+      </w:pPr>
+      <w:r>
+        <w:rPr>
+          <w:rFonts w:ascii="Times New Roman" w:hAnsi="Times New Roman" w:eastAsia="Times New Roman"/>
+          <w:sz w:val="24"/>
+        </w:rPr>
+        <w:t xml:space="preserve">Vedel, A. (2014). The Big Five and tertiary academic performance: A systematic review and meta-analysis. </w:t>
+      </w:r>
+      <w:r>
+        <w:rPr>
+          <w:rFonts w:ascii="Times New Roman" w:hAnsi="Times New Roman" w:eastAsia="Times New Roman"/>
+          <w:i/>
+          <w:sz w:val="24"/>
+        </w:rPr>
+        <w:t>Personality and Individual Differences, 71</w:t>
+      </w:r>
+      <w:r>
+        <w:rPr>
+          <w:rFonts w:ascii="Times New Roman" w:hAnsi="Times New Roman" w:eastAsia="Times New Roman"/>
+          <w:sz w:val="24"/>
+        </w:rPr>
+        <w:t>, 66–76. https://doi.org/10.1016/j.paid.2014.07.011</w:t>
+      </w:r>
+    </w:p>
+    <w:p>
+      <w:pPr>
+        <w:spacing w:line="480" w:lineRule="auto" w:before="0" w:after="0"/>
+        <w:ind w:left="720" w:hanging="720"/>
+      </w:pPr>
+      <w:r>
+        <w:rPr>
+          <w:rFonts w:ascii="Times New Roman" w:hAnsi="Times New Roman" w:eastAsia="Times New Roman"/>
+          <w:sz w:val="24"/>
+        </w:rPr>
+        <w:t xml:space="preserve">Viechtbauer, W. (2010). Conducting meta-analyses in R with the metafor package. </w:t>
+      </w:r>
+      <w:r>
+        <w:rPr>
+          <w:rFonts w:ascii="Times New Roman" w:hAnsi="Times New Roman" w:eastAsia="Times New Roman"/>
+          <w:i/>
+          <w:sz w:val="24"/>
+        </w:rPr>
+        <w:t>Journal of Statistical Software, 36</w:t>
+      </w:r>
+      <w:r>
+        <w:rPr>
+          <w:rFonts w:ascii="Times New Roman" w:hAnsi="Times New Roman" w:eastAsia="Times New Roman"/>
+          <w:sz w:val="24"/>
+        </w:rPr>
+        <w:t>(3), 1–48. https://doi.org/10.18637/jss.v036.i03</w:t>
+      </w:r>
+    </w:p>
+    <w:p>
+      <w:pPr>
+        <w:spacing w:line="480" w:lineRule="auto" w:before="0" w:after="0"/>
+        <w:ind w:left="720" w:hanging="720"/>
+      </w:pPr>
+      <w:r>
+        <w:rPr>
+          <w:rFonts w:ascii="Times New Roman" w:hAnsi="Times New Roman" w:eastAsia="Times New Roman"/>
+          <w:sz w:val="24"/>
+        </w:rPr>
+        <w:t xml:space="preserve">Wang, P., Wang, </w:t>
+      </w:r>
+      <w:r>
+        <w:rPr>
+          <w:rFonts w:ascii="Times New Roman" w:hAnsi="Times New Roman" w:eastAsia="Times New Roman"/>
+          <w:i/>
+          <w:sz w:val="24"/>
+        </w:rPr>
+        <w:t>F</w:t>
+      </w:r>
+      <w:r>
+        <w:rPr>
+          <w:rFonts w:ascii="Times New Roman" w:hAnsi="Times New Roman" w:eastAsia="Times New Roman"/>
+          <w:sz w:val="24"/>
+        </w:rPr>
+        <w:t>., &amp; Li, Z. (2023). Exploring the ecosystem of K-12 online learning: An empirical study of impact mechanisms in the post-pandemic era. Frontiers in Psychology, 14, 1241477. https://doi.org/10.3389/fpsyg.2023.1241477</w:t>
+      </w:r>
+    </w:p>
+    <w:p>
+      <w:pPr>
+        <w:spacing w:line="480" w:lineRule="auto" w:before="0" w:after="0"/>
+        <w:ind w:left="720" w:hanging="720"/>
+      </w:pPr>
+      <w:r>
+        <w:rPr>
+          <w:rFonts w:ascii="Times New Roman" w:hAnsi="Times New Roman" w:eastAsia="Times New Roman"/>
+          <w:sz w:val="24"/>
+        </w:rPr>
+        <w:t xml:space="preserve">Yu, Z. (2021). The effects of gender, educational level, and personality on online learning outcomes during the COVID-19 pandemic. </w:t>
+      </w:r>
+      <w:r>
+        <w:rPr>
+          <w:rFonts w:ascii="Times New Roman" w:hAnsi="Times New Roman" w:eastAsia="Times New Roman"/>
+          <w:i/>
+          <w:sz w:val="24"/>
+        </w:rPr>
+        <w:t>International Journal of Educational Technology in Higher Education, 18</w:t>
+      </w:r>
+      <w:r>
+        <w:rPr>
+          <w:rFonts w:ascii="Times New Roman" w:hAnsi="Times New Roman" w:eastAsia="Times New Roman"/>
+          <w:sz w:val="24"/>
+        </w:rPr>
+        <w:t>, Article 14. https://doi.org/10.1186/s41239-021-00252-3</w:t>
+      </w:r>
+    </w:p>
+    <w:p>
+      <w:pPr>
+        <w:spacing w:line="480" w:lineRule="auto" w:before="0" w:after="0"/>
+        <w:ind w:left="720" w:hanging="720"/>
+      </w:pPr>
+      <w:r>
+        <w:rPr>
+          <w:rFonts w:ascii="Times New Roman" w:hAnsi="Times New Roman" w:eastAsia="Times New Roman"/>
+          <w:sz w:val="24"/>
+        </w:rPr>
         <w:t xml:space="preserve">Zell, E., &amp; Lesick, T. L. (2022). Big five personality traits and performance: A quantitative synthesis of 50+ meta-analyses. </w:t>
       </w:r>
       <w:r>
@@ -7353,6 +7786,34 @@
           <w:sz w:val="24"/>
         </w:rPr>
         <w:t>(4), 559–573. https://doi.org/10.1111/jopy.12683</w:t>
+      </w:r>
+    </w:p>
+    <w:p>
+      <w:pPr>
+        <w:spacing w:line="480" w:lineRule="auto" w:before="0" w:after="0"/>
+        <w:ind w:left="720" w:hanging="720"/>
+      </w:pPr>
+      <w:r>
+        <w:rPr>
+          <w:rFonts w:ascii="Times New Roman" w:hAnsi="Times New Roman" w:eastAsia="Times New Roman"/>
+          <w:sz w:val="24"/>
+        </w:rPr>
+        <w:t xml:space="preserve">Zheng, Y., &amp; Zheng, S. (2023). Exploring educational impacts among pre, during and post COVID-19 lockdowns from students with different personality traits. </w:t>
+      </w:r>
+      <w:r>
+        <w:rPr>
+          <w:rFonts w:ascii="Times New Roman" w:hAnsi="Times New Roman" w:eastAsia="Times New Roman"/>
+          <w:i/>
+          <w:sz w:val="24"/>
+        </w:rPr>
+        <w:t>International Journal of Educational Technology in Higher Education, 20</w:t>
+      </w:r>
+      <w:r>
+        <w:rPr>
+          <w:rFonts w:ascii="Times New Roman" w:hAnsi="Times New Roman" w:eastAsia="Times New Roman"/>
+          <w:sz w:val="24"/>
+        </w:rPr>
+        <w:t>(1), 21. https://doi.org/10.1186/s41239-023-00388-4</w:t>
       </w:r>
     </w:p>
     <w:sectPr>

--- a/metaanalysis/paper/split/02_body.docx
+++ b/metaanalysis/paper/split/02_body.docx
@@ -6896,7 +6896,7 @@
           <w:rFonts w:ascii="Times New Roman" w:hAnsi="Times New Roman" w:eastAsia="Times New Roman"/>
           <w:sz w:val="24"/>
         </w:rPr>
-        <w:t>. (2023). Online learning during the Covid-19 pandemic: How university students' perceptions, engagement, and performance are related to their personal characteristics. Current Psychology, 42, 33153–33170. https://doi.org/10.1007/s12144-023-04403-9</w:t>
+        <w:t>. (2023). Online learning during the Covid-19 pandemic: How university students' perceptions, engagement, and performance are related to their personal characteristics. Current Psychology. Advance online publication. https://doi.org/10.1007/s12144-023-04403-9</w:t>
       </w:r>
     </w:p>
     <w:p>

--- a/metaanalysis/paper/split/02_body.docx
+++ b/metaanalysis/paper/split/02_body.docx
@@ -20,7 +20,7 @@
           <w:rFonts w:ascii="Times New Roman" w:hAnsi="Times New Roman" w:eastAsia="Times New Roman"/>
           <w:sz w:val="24"/>
         </w:rPr>
-        <w:t xml:space="preserve">Existing meta-analyses of Big Five personality traits and academic achievement have pooled face-to-face, blended, and online samples without testing delivery mode as a moderator. This pre-registered systematic review and meta-analysis is the first quantitative synthesis dedicated to online learning environments. Following PRISMA 2020 standards, 31 primary studies reporting Big Five personality and academic achievement in online, blended, or MOOC environments were synthesized. Ten studies (pooled </w:t>
+        <w:t xml:space="preserve">Existing meta-analyses of Big Five personality traits and academic achievement have pooled face-to-face, blended, and online samples without testing delivery mode as a moderator. This pre-registered systematic review and meta-analysis is the first quantitative synthesis dedicated to online learning environments. Following PRISMA 2020 standards, 31 primary studies catalogued in Table 1 reporting Big Five personality and academic achievement in online, blended, or MOOC environments were synthesized. Ten studies (pooled </w:t>
       </w:r>
       <w:r>
         <w:rPr>
@@ -2743,7 +2743,7 @@
           <w:rFonts w:ascii="Times New Roman" w:hAnsi="Times New Roman" w:eastAsia="Times New Roman"/>
           <w:sz w:val="24"/>
         </w:rPr>
-        <w:t>The PRISMA 2020 flow of information through the review is summarized in Figure 1. The database searches (WebSearch-based due to the deviation described in Methods) and supplementary sources yielded approximately 80 candidate records identified through eight targeted queries, combined with 28 primary studies already obtained through preliminary searches and an additional 12 primary-study or benchmark PDFs retrieved from open-access repositories during the formal search execution. After removal of duplicates and exclusion of records obviously outside the review scope at title/abstract screening, 38 reports were assessed at the full-text stage. Of these, five were excluded for measuring a non-Big-Five personality framework (MBTI, Proactive Personality, TAM, TUE, and other non-FFM operationalization), four were excluded for a fully face-to-face modality (A-09, A-10, A-14, A-16), one was excluded for sample overlap (A-05 with A-04), and one was excluded because effect sizes were not extractable (A-24). The remaining 27 primary studies met all eligibility criteria, plus four newly identified primary studies (A-29 Bahçekapılı &amp; Karaman, 2020; A-30 Kaspar et al., 2023; A-31 Rivers, 2021; A-37 Zheng &amp; Zheng, 2023) were added, for a total of 31 primary studies contributing to the quantitative synthesis.</w:t>
+        <w:t>The PRISMA 2020 flow of information through the review is summarized in Figure 1. The database searches (WebSearch-based due to the deviation described in Methods) and supplementary sources yielded approximately 80 candidate records identified through eight targeted queries, combined with 28 primary studies already obtained through preliminary searches and an additional 12 primary-study or benchmark PDFs retrieved from open-access repositories during the formal search execution. After removal of duplicates and exclusion of records obviously outside the review scope at title/abstract screening, 38 reports were assessed at the full-text stage. Of these, five were excluded for measuring a non-Big-Five personality framework (MBTI, Proactive Personality, TAM, TUE, and other non-FFM operationalization), four were excluded for a fully face-to-face modality (A-09, A-10, A-14, A-16), one was excluded for sample overlap (A-05 with A-04), and one was excluded because effect sizes were not extractable (A-24). The remaining 27 primary studies met all eligibility criteria, plus four newly identified primary studies (A-29 Bahçekapılı &amp; Karaman, 2020; A-30 Kaspar et al., 2023; A-31 Rivers, 2021; A-37 Zheng &amp; Zheng, 2023) were added, for a total of 31 primary studies catalogued in this review (Table 1). Of these 31 catalogued records, 25 were retained for qualitative synthesis (10 contributing direct or β-converted Pearson correlations to the primary quantitative achievement pool, plus 15 contributing only to secondary-outcome narrative synthesis), and 6 were documented post-eligibility with explicit exclusion reasons disclosed in Table 1 (face-to-face modality after secondary review: A-09, A-10, A-16; effect size not extractable: A-24; sample overlap: A-05; PDF unavailable: A-27).</w:t>
       </w:r>
     </w:p>
     <w:p>
@@ -2756,7 +2756,7 @@
           <w:rFonts w:ascii="Times New Roman" w:hAnsi="Times New Roman" w:eastAsia="Times New Roman"/>
           <w:sz w:val="24"/>
         </w:rPr>
-        <w:t xml:space="preserve">Intra-rater reliability was assessed under the single-reviewer workflow. At the title/abstract stage a 10% random subsample was re-screened after a wash-out interval of at least seven days, and at the full-text stage a 20% random subsample was re-assessed; both intra-rater agreement values met the pre-specified target of Cohen's κ ≥ 0.80. Of the 31 included primary studies, four were flagged for subsequent sensitivity analysis because their effect-size contribution depended on Peterson-Brown conversion from </w:t>
+        <w:t xml:space="preserve">Intra-rater reliability was assessed under the single-reviewer workflow. At the title/abstract stage a 10% random subsample was re-screened after a wash-out interval of at least seven days, and at the full-text stage a 20% random subsample was re-assessed; both intra-rater agreement values met the pre-specified target of Cohen's κ ≥ 0.80. Of the 31 catalogued primary studies, two of the 10 contributing to the primary quantitative pool were flagged for subsequent sensitivity analysis because their effect-size contribution depended on Peterson-Brown conversion from </w:t>
       </w:r>
       <w:r>
         <w:rPr>
@@ -2786,7 +2786,22 @@
           <w:rFonts w:ascii="Times New Roman" w:hAnsi="Times New Roman" w:eastAsia="Times New Roman"/>
           <w:sz w:val="24"/>
         </w:rPr>
-        <w:t xml:space="preserve"> (studies A-20, A-26, A-28, A-30), and one was flagged as a conflict-of-interest study because it is the present author's own prior primary research (A-25 Tokiwa, 2025).</w:t>
+        <w:t xml:space="preserve"> (A-28 Yu, 2021 and A-30 Kaspar et al., 2023), and one was flagged as a conflict-of-interest study because it is the present author's own prior primary research (A-25 Tokiwa, 2025; Tokiwa is in the qualitative-synthesis retained set but did not contribute extractable </w:t>
+      </w:r>
+      <w:r>
+        <w:rPr>
+          <w:rFonts w:ascii="Times New Roman" w:hAnsi="Times New Roman" w:eastAsia="Times New Roman"/>
+          <w:i/>
+          <w:sz w:val="24"/>
+        </w:rPr>
+        <w:t>r</w:t>
+      </w:r>
+      <w:r>
+        <w:rPr>
+          <w:rFonts w:ascii="Times New Roman" w:hAnsi="Times New Roman" w:eastAsia="Times New Roman"/>
+          <w:sz w:val="24"/>
+        </w:rPr>
+        <w:t xml:space="preserve"> values to the primary pool).</w:t>
       </w:r>
     </w:p>
     <w:p>
@@ -2808,7 +2823,7 @@
           <w:rFonts w:ascii="Times New Roman" w:hAnsi="Times New Roman" w:eastAsia="Times New Roman"/>
           <w:sz w:val="24"/>
         </w:rPr>
-        <w:t xml:space="preserve">Characteristics of the 31 included primary studies are presented in Table 1. Publication years ranged from 2003 to 2025, with a marked acceleration in the COVID-19 era (2020–2022), during which approximately half of the eligible studies were conducted. Analytic sample sizes ranged from 47 (Elvers, 2003) to 1,625 (Wang et al., 2023), with a median </w:t>
+        <w:t xml:space="preserve">Characteristics of the 31 catalogued primary studies are presented in Table 1. Publication years ranged from 2003 to 2025, with a marked acceleration in the COVID-19 era (2020–2022), during which approximately half of the eligible studies were conducted. Analytic sample sizes ranged from 47 (Elvers, 2003) to 1,625 (Wang et al., 2023), with a median </w:t>
       </w:r>
       <w:r>
         <w:rPr>
@@ -2871,7 +2886,7 @@
           <w:rFonts w:ascii="Times New Roman" w:hAnsi="Times New Roman" w:eastAsia="Times New Roman"/>
           <w:sz w:val="24"/>
         </w:rPr>
-        <w:t>Risk-of-bias ratings using the Joanna Briggs Institute 8-item checklist are reported per study in Table S2 (Supplementary Material). The mean aggregate score across the 31 included studies was 5.6 (</w:t>
+        <w:t>Risk-of-bias ratings using the Joanna Briggs Institute 8-item checklist are reported per study in Table S2 (Supplementary Material). The mean aggregate score across the 31 catalogued studies was 5.6 (</w:t>
       </w:r>
       <w:r>
         <w:rPr>
@@ -4696,7 +4711,7 @@
           <w:rFonts w:ascii="Times New Roman" w:hAnsi="Times New Roman" w:eastAsia="Times New Roman"/>
           <w:sz w:val="24"/>
         </w:rPr>
-        <w:t xml:space="preserve">The present systematic review and meta-analysis provides the first quantitative synthesis of the association between Big Five personality traits and academic achievement in online learning environments. Across 31 included primary studies, of which 10 contributed direct Pearson correlations to the primary achievement pool (total pooled </w:t>
+        <w:t xml:space="preserve">The present systematic review and meta-analysis provides the first quantitative synthesis of the association between Big Five personality traits and academic achievement in online learning environments. Across 31 catalogued primary studies — 25 retained for qualitative synthesis, of which 10 contributed direct Pearson correlations to the primary achievement pool (total pooled </w:t>
       </w:r>
       <w:r>
         <w:rPr>

--- a/metaanalysis/paper/split/02_body.docx
+++ b/metaanalysis/paper/split/02_body.docx
@@ -7660,7 +7660,22 @@
           <w:rFonts w:ascii="Times New Roman" w:hAnsi="Times New Roman" w:eastAsia="Times New Roman"/>
           <w:sz w:val="24"/>
         </w:rPr>
-        <w:t>Tokiwa, E. (2025). Big Five personality traits and online learning outcomes in Japanese high school students [Manuscript in preparation]. SUNBLAZE Co., Ltd.</w:t>
+        <w:t xml:space="preserve">Tokiwa, E. (2025). Who excels in online learning in Japan? </w:t>
+      </w:r>
+      <w:r>
+        <w:rPr>
+          <w:rFonts w:ascii="Times New Roman" w:hAnsi="Times New Roman" w:eastAsia="Times New Roman"/>
+          <w:i/>
+          <w:sz w:val="24"/>
+        </w:rPr>
+        <w:t>Frontiers in Psychology, 16</w:t>
+      </w:r>
+      <w:r>
+        <w:rPr>
+          <w:rFonts w:ascii="Times New Roman" w:hAnsi="Times New Roman" w:eastAsia="Times New Roman"/>
+          <w:sz w:val="24"/>
+        </w:rPr>
+        <w:t>, Article 1420996. https://doi.org/10.3389/fpsyg.2025.1420996</w:t>
       </w:r>
     </w:p>
     <w:p>
